--- a/CalendarioAgo26/Ejercicios/E11_VPN/11_ConfigureVPN_IPsec_PROFESOR.docx
+++ b/CalendarioAgo26/Ejercicios/E11_VPN/11_ConfigureVPN_IPsec_PROFESOR.docx
@@ -383,7 +383,7 @@
     </w:p>
     <w:p>
       <w:pPr>
-        <w:pStyle w:val="Heading1"/>
+        <w:pStyle w:val="Ttulo1"/>
         <w:numPr>
           <w:ilvl w:val="0"/>
           <w:numId w:val="2"/>
@@ -529,13 +529,8 @@
             </w:r>
             <w:proofErr w:type="spellEnd"/>
             <w:r>
-              <w:t xml:space="preserve"> </w:t>
-            </w:r>
-            <w:proofErr w:type="spellStart"/>
-            <w:r>
-              <w:t>Mask</w:t>
-            </w:r>
-            <w:proofErr w:type="spellEnd"/>
+              <w:t xml:space="preserve"> Mask</w:t>
+            </w:r>
           </w:p>
         </w:tc>
         <w:tc>
@@ -1550,7 +1545,7 @@
     </w:tbl>
     <w:p>
       <w:pPr>
-        <w:pStyle w:val="Heading1"/>
+        <w:pStyle w:val="Ttulo1"/>
         <w:numPr>
           <w:ilvl w:val="0"/>
           <w:numId w:val="2"/>
@@ -1581,7 +1576,7 @@
     </w:p>
     <w:p>
       <w:pPr>
-        <w:pStyle w:val="Heading1"/>
+        <w:pStyle w:val="Ttulo1"/>
       </w:pPr>
       <w:r>
         <w:t>Background</w:t>
@@ -2258,15 +2253,7 @@
               <w:pStyle w:val="TableText"/>
             </w:pPr>
             <w:r>
-              <w:t xml:space="preserve">DH </w:t>
-            </w:r>
-            <w:proofErr w:type="spellStart"/>
-            <w:r>
-              <w:t>Group</w:t>
-            </w:r>
-            <w:proofErr w:type="spellEnd"/>
-            <w:r>
-              <w:t xml:space="preserve"> </w:t>
+              <w:t xml:space="preserve">DH Group </w:t>
             </w:r>
             <w:r>
               <w:t>1</w:t>
@@ -3359,7 +3346,7 @@
     </w:p>
     <w:p>
       <w:pPr>
-        <w:pStyle w:val="Heading2"/>
+        <w:pStyle w:val="Ttulo2"/>
         <w:numPr>
           <w:ilvl w:val="0"/>
           <w:numId w:val="0"/>
@@ -3369,7 +3356,7 @@
     </w:p>
     <w:p>
       <w:pPr>
-        <w:pStyle w:val="Heading2"/>
+        <w:pStyle w:val="Ttulo2"/>
         <w:numPr>
           <w:ilvl w:val="0"/>
           <w:numId w:val="0"/>
@@ -3397,7 +3384,7 @@
     </w:p>
     <w:p>
       <w:pPr>
-        <w:pStyle w:val="Heading3"/>
+        <w:pStyle w:val="Ttulo3"/>
         <w:numPr>
           <w:ilvl w:val="0"/>
           <w:numId w:val="0"/>
@@ -3468,7 +3455,7 @@
     </w:p>
     <w:p>
       <w:pPr>
-        <w:pStyle w:val="Heading3"/>
+        <w:pStyle w:val="Ttulo3"/>
         <w:numPr>
           <w:ilvl w:val="0"/>
           <w:numId w:val="0"/>
@@ -3569,7 +3556,7 @@
     </w:p>
     <w:p>
       <w:pPr>
-        <w:pStyle w:val="Heading3"/>
+        <w:pStyle w:val="Ttulo3"/>
         <w:numPr>
           <w:ilvl w:val="0"/>
           <w:numId w:val="0"/>
@@ -3656,6 +3643,9 @@
         <w:t xml:space="preserve">           </w:t>
       </w:r>
       <w:r>
+        <w:rPr>
+          <w:noProof/>
+        </w:rPr>
         <w:drawing>
           <wp:inline distT="0" distB="0" distL="0" distR="0" wp14:anchorId="6A2DB461" wp14:editId="2CC8B1C1">
             <wp:extent cx="5867400" cy="1144958"/>
@@ -3814,7 +3804,7 @@
     </w:p>
     <w:p>
       <w:pPr>
-        <w:pStyle w:val="Heading3"/>
+        <w:pStyle w:val="Ttulo3"/>
         <w:numPr>
           <w:ilvl w:val="0"/>
           <w:numId w:val="0"/>
@@ -3901,6 +3891,9 @@
         <w:t xml:space="preserve">            </w:t>
       </w:r>
       <w:r>
+        <w:rPr>
+          <w:noProof/>
+        </w:rPr>
         <w:drawing>
           <wp:inline distT="0" distB="0" distL="0" distR="0" wp14:anchorId="7B98B2EC" wp14:editId="7A4A51E2">
             <wp:extent cx="5677348" cy="1111250"/>
@@ -3940,7 +3933,7 @@
     </w:p>
     <w:p>
       <w:pPr>
-        <w:pStyle w:val="Heading3"/>
+        <w:pStyle w:val="Ttulo3"/>
         <w:numPr>
           <w:ilvl w:val="0"/>
           <w:numId w:val="0"/>
@@ -4161,8 +4154,9 @@
         <w:pStyle w:val="CMDOutput"/>
         <w:spacing w:before="120"/>
         <w:rPr>
-          <w:noProof/>
-          <w:highlight w:val="lightGray"/>
+          <w:b/>
+          <w:bCs/>
+          <w:noProof/>
           <w:lang w:val="en-US"/>
         </w:rPr>
       </w:pPr>
@@ -4185,325 +4179,86 @@
     </w:p>
     <w:p>
       <w:pPr>
-        <w:pStyle w:val="Heading3"/>
+        <w:pStyle w:val="Ttulo3"/>
         <w:numPr>
           <w:ilvl w:val="0"/>
           <w:numId w:val="0"/>
         </w:numPr>
-      </w:pPr>
-      <w:r>
-        <w:t xml:space="preserve">Paso 4: </w:t>
-      </w:r>
-      <w:r>
-        <w:t>C</w:t>
-      </w:r>
-      <w:r>
-        <w:t>onfigure la política ISAKMP de la fase 1 en R1.</w:t>
-      </w:r>
-    </w:p>
-    <w:p>
-      <w:pPr>
-        <w:pStyle w:val="BodyTextL25"/>
-        <w:jc w:val="both"/>
-        <w:rPr>
-          <w:noProof/>
-        </w:rPr>
-      </w:pPr>
-      <w:r>
-        <w:rPr>
-          <w:noProof/>
-        </w:rPr>
-        <w:t xml:space="preserve">Configure las propiedades de la política criptográfica </w:t>
-      </w:r>
-      <w:r>
-        <w:rPr>
-          <w:b/>
-          <w:bCs/>
-          <w:noProof/>
-        </w:rPr>
-        <w:t>ISAKMP 10</w:t>
-      </w:r>
-      <w:r>
-        <w:rPr>
-          <w:noProof/>
-        </w:rPr>
-        <w:t xml:space="preserve"> en el </w:t>
-      </w:r>
-      <w:r>
-        <w:rPr>
-          <w:b/>
-          <w:bCs/>
-          <w:noProof/>
-        </w:rPr>
-        <w:t>R1</w:t>
-      </w:r>
-      <w:r>
-        <w:rPr>
-          <w:noProof/>
-        </w:rPr>
-        <w:t>.</w:t>
-      </w:r>
-      <w:r>
-        <w:rPr>
-          <w:noProof/>
-        </w:rPr>
-        <w:t xml:space="preserve"> Consulte la tabla </w:t>
-      </w:r>
-      <w:r>
-        <w:rPr>
-          <w:b/>
-          <w:bCs/>
-          <w:noProof/>
-        </w:rPr>
-        <w:t>Fase 1 de ISAKMP</w:t>
-      </w:r>
-      <w:r>
-        <w:rPr>
-          <w:noProof/>
-        </w:rPr>
-        <w:t xml:space="preserve"> para conocer los parámetros específicos a configurar. No es necesario configurar los valores predeterminados. Por lo tanto, solo se deben configurar el método de cifrado, el método de intercambio de claves y el método DH.</w:t>
-      </w:r>
-    </w:p>
-    <w:p>
-      <w:pPr>
-        <w:pStyle w:val="CMD"/>
-        <w:rPr>
-          <w:lang w:val="en-US"/>
-        </w:rPr>
-      </w:pPr>
-      <w:r>
-        <w:rPr>
-          <w:lang w:val="en-US"/>
-        </w:rPr>
-        <w:t xml:space="preserve">R1(config)# </w:t>
-      </w:r>
-      <w:r>
-        <w:rPr>
-          <w:b/>
-          <w:bCs/>
-          <w:lang w:val="en-US"/>
-        </w:rPr>
-        <w:t xml:space="preserve">crypto </w:t>
-      </w:r>
-      <w:proofErr w:type="spellStart"/>
-      <w:r>
-        <w:rPr>
-          <w:b/>
-          <w:bCs/>
-          <w:lang w:val="en-US"/>
-        </w:rPr>
-        <w:t>isakmp</w:t>
-      </w:r>
-      <w:proofErr w:type="spellEnd"/>
-      <w:r>
-        <w:rPr>
-          <w:b/>
-          <w:bCs/>
-          <w:lang w:val="en-US"/>
-        </w:rPr>
-        <w:t xml:space="preserve"> policy 10</w:t>
-      </w:r>
-    </w:p>
-    <w:p>
-      <w:pPr>
-        <w:pStyle w:val="CMD"/>
-        <w:rPr>
-          <w:lang w:val="en-US"/>
-        </w:rPr>
-      </w:pPr>
-      <w:r>
-        <w:rPr>
-          <w:lang w:val="en-US"/>
-        </w:rPr>
-        <w:t>R1(config-</w:t>
-      </w:r>
-      <w:proofErr w:type="spellStart"/>
-      <w:r>
-        <w:rPr>
-          <w:lang w:val="en-US"/>
-        </w:rPr>
-        <w:t>isakmp</w:t>
-      </w:r>
-      <w:proofErr w:type="spellEnd"/>
-      <w:r>
-        <w:rPr>
-          <w:lang w:val="en-US"/>
-        </w:rPr>
-        <w:t xml:space="preserve">)# </w:t>
-      </w:r>
-      <w:r>
-        <w:rPr>
-          <w:b/>
-          <w:bCs/>
-          <w:lang w:val="en-US"/>
-        </w:rPr>
-        <w:t xml:space="preserve">encryption </w:t>
-      </w:r>
-      <w:proofErr w:type="spellStart"/>
-      <w:r>
-        <w:rPr>
-          <w:b/>
-          <w:bCs/>
-          <w:lang w:val="en-US"/>
-        </w:rPr>
-        <w:t>aes</w:t>
-      </w:r>
-      <w:proofErr w:type="spellEnd"/>
-      <w:r>
-        <w:rPr>
-          <w:b/>
-          <w:bCs/>
-          <w:lang w:val="en-US"/>
-        </w:rPr>
-        <w:t xml:space="preserve"> 256</w:t>
-      </w:r>
-    </w:p>
-    <w:p>
-      <w:pPr>
-        <w:pStyle w:val="CMD"/>
-        <w:rPr>
-          <w:lang w:val="en-US"/>
-        </w:rPr>
-      </w:pPr>
-      <w:r>
-        <w:rPr>
-          <w:lang w:val="en-US"/>
-        </w:rPr>
-        <w:t>R1(config-</w:t>
-      </w:r>
-      <w:proofErr w:type="spellStart"/>
-      <w:r>
-        <w:rPr>
-          <w:lang w:val="en-US"/>
-        </w:rPr>
-        <w:t>isakmp</w:t>
-      </w:r>
-      <w:proofErr w:type="spellEnd"/>
-      <w:r>
-        <w:rPr>
-          <w:lang w:val="en-US"/>
-        </w:rPr>
-        <w:t xml:space="preserve">)# </w:t>
-      </w:r>
-      <w:r>
-        <w:rPr>
-          <w:b/>
-          <w:bCs/>
-          <w:lang w:val="en-US"/>
-        </w:rPr>
-        <w:t>authentication pre-share</w:t>
-      </w:r>
-    </w:p>
-    <w:p>
-      <w:pPr>
-        <w:pStyle w:val="CMD"/>
-        <w:rPr>
-          <w:lang w:val="en-US"/>
-        </w:rPr>
-      </w:pPr>
-      <w:r>
-        <w:rPr>
-          <w:lang w:val="en-US"/>
-        </w:rPr>
-        <w:t>R1(config-</w:t>
-      </w:r>
-      <w:proofErr w:type="spellStart"/>
-      <w:r>
-        <w:rPr>
-          <w:lang w:val="en-US"/>
-        </w:rPr>
-        <w:t>isakmp</w:t>
-      </w:r>
-      <w:proofErr w:type="spellEnd"/>
-      <w:r>
-        <w:rPr>
-          <w:lang w:val="en-US"/>
-        </w:rPr>
-        <w:t xml:space="preserve">)# </w:t>
-      </w:r>
-      <w:r>
-        <w:rPr>
-          <w:b/>
-          <w:bCs/>
-          <w:lang w:val="en-US"/>
-        </w:rPr>
-        <w:t>group 5</w:t>
-      </w:r>
-    </w:p>
-    <w:p>
-      <w:pPr>
-        <w:pStyle w:val="CMD"/>
-        <w:rPr>
-          <w:b/>
-          <w:bCs/>
-          <w:lang w:val="en-US"/>
-        </w:rPr>
-      </w:pPr>
-      <w:r>
-        <w:rPr>
-          <w:lang w:val="en-US"/>
-        </w:rPr>
-        <w:t>R1(config-</w:t>
-      </w:r>
-      <w:proofErr w:type="spellStart"/>
-      <w:r>
-        <w:rPr>
-          <w:lang w:val="en-US"/>
-        </w:rPr>
-        <w:t>isakmp</w:t>
-      </w:r>
-      <w:proofErr w:type="spellEnd"/>
-      <w:r>
-        <w:rPr>
-          <w:lang w:val="en-US"/>
-        </w:rPr>
-        <w:t xml:space="preserve">)# </w:t>
-      </w:r>
-      <w:r>
-        <w:rPr>
-          <w:b/>
-          <w:bCs/>
-          <w:lang w:val="en-US"/>
-        </w:rPr>
-        <w:t>exit</w:t>
-      </w:r>
-    </w:p>
-    <w:p>
-      <w:pPr>
-        <w:pStyle w:val="CMD"/>
-        <w:rPr>
-          <w:highlight w:val="lightGray"/>
-          <w:lang w:val="en-US"/>
-        </w:rPr>
-      </w:pPr>
-      <w:r>
-        <w:rPr>
-          <w:highlight w:val="lightGray"/>
-          <w:lang w:val="en-US"/>
-        </w:rPr>
-        <w:t>.</w:t>
-      </w:r>
-    </w:p>
-    <w:p>
-      <w:pPr>
-        <w:pStyle w:val="Heading3"/>
+        <w:rPr>
+          <w:sz w:val="24"/>
+          <w:szCs w:val="24"/>
+          <w:u w:val="single"/>
+        </w:rPr>
+      </w:pPr>
+      <w:r>
+        <w:rPr>
+          <w:sz w:val="24"/>
+          <w:szCs w:val="24"/>
+          <w:u w:val="single"/>
+        </w:rPr>
+        <w:t>Si ves un paquete que viene de mi red local (R1) y va hacia la red de la otra oficina (R3), eso es tráfico interesante. Protégelo". Todo lo que no esté en esta lista pasará por internet de forma normal, sin protección.</w:t>
+      </w:r>
+    </w:p>
+    <w:p/>
+    <w:p/>
+    <w:p/>
+    <w:p/>
+    <w:p/>
+    <w:p/>
+    <w:p/>
+    <w:p>
+      <w:pPr>
+        <w:pStyle w:val="Ttulo3"/>
         <w:numPr>
           <w:ilvl w:val="0"/>
           <w:numId w:val="0"/>
         </w:numPr>
-      </w:pPr>
-      <w:r>
+        <w:rPr>
+          <w:noProof/>
+        </w:rPr>
+      </w:pPr>
+      <w:r>
+        <w:rPr>
+          <w:noProof/>
+        </w:rPr>
         <w:lastRenderedPageBreak/>
-        <w:t xml:space="preserve">Paso 5: </w:t>
-      </w:r>
-      <w:r>
+        <w:t xml:space="preserve">Paso 4: </w:t>
+      </w:r>
+      <w:r>
+        <w:rPr>
+          <w:noProof/>
+        </w:rPr>
         <w:t>C</w:t>
       </w:r>
       <w:r>
-        <w:t xml:space="preserve">onfigure la </w:t>
-      </w:r>
-      <w:r>
-        <w:t>clave criptográfica compartida y la dirección del par remoto</w:t>
+        <w:rPr>
+          <w:noProof/>
+        </w:rPr>
+        <w:t>onfigure la política ISAKMP de la fase 1 en R1.</w:t>
+      </w:r>
+    </w:p>
+    <w:p>
+      <w:pPr>
+        <w:spacing w:before="0" w:after="160" w:line="259" w:lineRule="auto"/>
+        <w:rPr>
+          <w:rFonts w:eastAsia="Times New Roman"/>
+          <w:b/>
+          <w:bCs/>
+          <w:sz w:val="24"/>
+          <w:szCs w:val="24"/>
+          <w:u w:val="single"/>
+        </w:rPr>
+      </w:pPr>
+      <w:r>
+        <w:rPr>
+          <w:rFonts w:eastAsia="Times New Roman"/>
+          <w:b/>
+          <w:bCs/>
+          <w:sz w:val="24"/>
+          <w:szCs w:val="24"/>
+          <w:u w:val="single"/>
+        </w:rPr>
+        <w:t>Antes de enviar datos, los dos ruteadores deben sentarse a negociar cómo se van a hablar. Es como si dos espías acordaran un código secreto antes de enviarse cartas.</w:t>
       </w:r>
     </w:p>
     <w:p>
@@ -4518,51 +4273,93 @@
         <w:rPr>
           <w:noProof/>
         </w:rPr>
-        <w:t xml:space="preserve">Configure la clave criptográfica compartida </w:t>
-      </w:r>
-      <w:r>
-        <w:rPr>
-          <w:b/>
-          <w:bCs/>
-          <w:noProof/>
-        </w:rPr>
-        <w:t>vpnpa55</w:t>
-      </w:r>
-      <w:r>
-        <w:rPr>
-          <w:noProof/>
-        </w:rPr>
-        <w:t xml:space="preserve"> y la dirección del par remoto.</w:t>
+        <w:t xml:space="preserve">Configure las propiedades de la política criptográfica </w:t>
+      </w:r>
+      <w:r>
+        <w:rPr>
+          <w:b/>
+          <w:bCs/>
+          <w:noProof/>
+        </w:rPr>
+        <w:t>ISAKMP 10</w:t>
+      </w:r>
+      <w:r>
+        <w:rPr>
+          <w:noProof/>
+        </w:rPr>
+        <w:t xml:space="preserve"> en el </w:t>
+      </w:r>
+      <w:r>
+        <w:rPr>
+          <w:b/>
+          <w:bCs/>
+          <w:noProof/>
+        </w:rPr>
+        <w:t>R1</w:t>
+      </w:r>
+      <w:r>
+        <w:rPr>
+          <w:noProof/>
+        </w:rPr>
+        <w:t>.</w:t>
+      </w:r>
+      <w:r>
+        <w:rPr>
+          <w:noProof/>
+        </w:rPr>
+        <w:t xml:space="preserve"> Consulte la tabla </w:t>
+      </w:r>
+      <w:r>
+        <w:rPr>
+          <w:b/>
+          <w:bCs/>
+          <w:noProof/>
+        </w:rPr>
+        <w:t>Fase 1 de ISAKMP</w:t>
+      </w:r>
+      <w:r>
+        <w:rPr>
+          <w:noProof/>
+        </w:rPr>
+        <w:t xml:space="preserve"> para conocer los parámetros específicos a configurar. No es necesario configurar los valores predeterminados. Por lo tanto, solo se deben configurar el método de cifrado, el método de intercambio de claves y el método DH.</w:t>
       </w:r>
     </w:p>
     <w:p>
       <w:pPr>
         <w:pStyle w:val="CMD"/>
-        <w:rPr>
-          <w:highlight w:val="lightGray"/>
-          <w:lang w:val="en-US"/>
-        </w:rPr>
-      </w:pPr>
-      <w:r>
-        <w:rPr>
-          <w:lang w:val="en-US"/>
-        </w:rPr>
-        <w:t xml:space="preserve">R1(config)# </w:t>
-      </w:r>
-      <w:r>
-        <w:rPr>
-          <w:b/>
-          <w:bCs/>
-          <w:lang w:val="en-US"/>
-        </w:rPr>
-        <w:t xml:space="preserve">crypto </w:t>
+      </w:pPr>
+      <w:r>
+        <w:t>R1(</w:t>
       </w:r>
       <w:proofErr w:type="spellStart"/>
       <w:r>
-        <w:rPr>
-          <w:b/>
-          <w:bCs/>
-          <w:lang w:val="en-US"/>
+        <w:t>config</w:t>
+      </w:r>
+      <w:proofErr w:type="spellEnd"/>
+      <w:r>
+        <w:t xml:space="preserve">)# </w:t>
+      </w:r>
+      <w:proofErr w:type="spellStart"/>
+      <w:r>
+        <w:rPr>
+          <w:b/>
+          <w:bCs/>
+        </w:rPr>
+        <w:t>crypto</w:t>
+      </w:r>
+      <w:proofErr w:type="spellEnd"/>
+      <w:r>
+        <w:rPr>
+          <w:b/>
+          <w:bCs/>
+        </w:rPr>
+        <w:t xml:space="preserve"> </w:t>
+      </w:r>
+      <w:proofErr w:type="spellStart"/>
+      <w:r>
+        <w:rPr>
+          <w:b/>
+          <w:bCs/>
         </w:rPr>
         <w:t>isakmp</w:t>
       </w:r>
@@ -4571,46 +4368,526 @@
         <w:rPr>
           <w:b/>
           <w:bCs/>
-          <w:lang w:val="en-US"/>
-        </w:rPr>
-        <w:t xml:space="preserve"> key </w:t>
-      </w:r>
-      <w:r>
-        <w:rPr>
-          <w:b/>
-          <w:bCs/>
-          <w:sz w:val="28"/>
-          <w:szCs w:val="28"/>
-          <w:lang w:val="en-US"/>
-        </w:rPr>
-        <w:t xml:space="preserve">vpnpa55 </w:t>
-      </w:r>
-      <w:r>
-        <w:rPr>
-          <w:b/>
-          <w:bCs/>
-          <w:lang w:val="en-US"/>
-        </w:rPr>
-        <w:t xml:space="preserve">address </w:t>
-      </w:r>
-      <w:r>
-        <w:rPr>
-          <w:b/>
-          <w:bCs/>
-          <w:sz w:val="28"/>
-          <w:szCs w:val="28"/>
-          <w:lang w:val="en-US"/>
-        </w:rPr>
-        <w:t>10.2.2.2</w:t>
-      </w:r>
-    </w:p>
-    <w:p>
-      <w:pPr>
-        <w:pStyle w:val="Heading3"/>
+        </w:rPr>
+        <w:t xml:space="preserve"> </w:t>
+      </w:r>
+      <w:proofErr w:type="spellStart"/>
+      <w:r>
+        <w:rPr>
+          <w:b/>
+          <w:bCs/>
+        </w:rPr>
+        <w:t>policy</w:t>
+      </w:r>
+      <w:proofErr w:type="spellEnd"/>
+      <w:r>
+        <w:rPr>
+          <w:b/>
+          <w:bCs/>
+        </w:rPr>
+        <w:t xml:space="preserve"> 10</w:t>
+      </w:r>
+      <w:r>
+        <w:rPr>
+          <w:b/>
+          <w:bCs/>
+        </w:rPr>
+        <w:t xml:space="preserve"> </w:t>
+      </w:r>
+      <w:r>
+        <w:rPr>
+          <w:rFonts w:ascii="Arial" w:eastAsia="Times New Roman" w:hAnsi="Arial"/>
+          <w:b/>
+          <w:bCs/>
+          <w:sz w:val="24"/>
+          <w:szCs w:val="24"/>
+          <w:u w:val="single"/>
+        </w:rPr>
+        <w:t>Manual de reglas número 10</w:t>
+      </w:r>
+    </w:p>
+    <w:p>
+      <w:pPr>
+        <w:pStyle w:val="CMD"/>
+      </w:pPr>
+      <w:r>
+        <w:t>R1(</w:t>
+      </w:r>
+      <w:proofErr w:type="spellStart"/>
+      <w:r>
+        <w:t>config-isakmp</w:t>
+      </w:r>
+      <w:proofErr w:type="spellEnd"/>
+      <w:r>
+        <w:t xml:space="preserve">)# </w:t>
+      </w:r>
+      <w:proofErr w:type="spellStart"/>
+      <w:r>
+        <w:rPr>
+          <w:b/>
+          <w:bCs/>
+        </w:rPr>
+        <w:t>encryption</w:t>
+      </w:r>
+      <w:proofErr w:type="spellEnd"/>
+      <w:r>
+        <w:rPr>
+          <w:b/>
+          <w:bCs/>
+        </w:rPr>
+        <w:t xml:space="preserve"> aes 256</w:t>
+      </w:r>
+      <w:r>
+        <w:rPr>
+          <w:b/>
+          <w:bCs/>
+        </w:rPr>
+        <w:t xml:space="preserve"> </w:t>
+      </w:r>
+      <w:r>
+        <w:rPr>
+          <w:rFonts w:ascii="Arial" w:eastAsia="Times New Roman" w:hAnsi="Arial"/>
+          <w:b/>
+          <w:bCs/>
+          <w:sz w:val="24"/>
+          <w:szCs w:val="24"/>
+          <w:u w:val="single"/>
+        </w:rPr>
+        <w:t>Algoritmo de encriptación / AES 256 es una de las más seguras del mundo</w:t>
+      </w:r>
+    </w:p>
+    <w:p>
+      <w:pPr>
+        <w:pStyle w:val="CMD"/>
+      </w:pPr>
+      <w:r>
+        <w:t>R1(</w:t>
+      </w:r>
+      <w:proofErr w:type="spellStart"/>
+      <w:r>
+        <w:t>config-isakmp</w:t>
+      </w:r>
+      <w:proofErr w:type="spellEnd"/>
+      <w:r>
+        <w:t xml:space="preserve">)# </w:t>
+      </w:r>
+      <w:proofErr w:type="spellStart"/>
+      <w:r>
+        <w:rPr>
+          <w:b/>
+          <w:bCs/>
+        </w:rPr>
+        <w:t>authentication</w:t>
+      </w:r>
+      <w:proofErr w:type="spellEnd"/>
+      <w:r>
+        <w:rPr>
+          <w:b/>
+          <w:bCs/>
+        </w:rPr>
+        <w:t xml:space="preserve"> </w:t>
+      </w:r>
+      <w:proofErr w:type="spellStart"/>
+      <w:r>
+        <w:rPr>
+          <w:b/>
+          <w:bCs/>
+        </w:rPr>
+        <w:t>pre-share</w:t>
+      </w:r>
+      <w:proofErr w:type="spellEnd"/>
+      <w:r>
+        <w:rPr>
+          <w:b/>
+          <w:bCs/>
+        </w:rPr>
+        <w:t xml:space="preserve"> </w:t>
+      </w:r>
+      <w:r>
+        <w:rPr>
+          <w:rFonts w:ascii="Arial" w:eastAsia="Times New Roman" w:hAnsi="Arial"/>
+          <w:b/>
+          <w:bCs/>
+          <w:sz w:val="24"/>
+          <w:szCs w:val="24"/>
+          <w:u w:val="single"/>
+        </w:rPr>
+        <w:t>M</w:t>
+      </w:r>
+      <w:r>
+        <w:rPr>
+          <w:rFonts w:ascii="Arial" w:eastAsia="Times New Roman" w:hAnsi="Arial"/>
+          <w:b/>
+          <w:bCs/>
+          <w:sz w:val="24"/>
+          <w:szCs w:val="24"/>
+          <w:u w:val="single"/>
+        </w:rPr>
+        <w:t xml:space="preserve">étodo de autenticación clave previamente compartida / </w:t>
+      </w:r>
+      <w:r>
+        <w:rPr>
+          <w:rFonts w:ascii="Arial" w:eastAsia="Times New Roman" w:hAnsi="Arial"/>
+          <w:b/>
+          <w:bCs/>
+          <w:sz w:val="24"/>
+          <w:szCs w:val="24"/>
+          <w:u w:val="single"/>
+        </w:rPr>
+        <w:t>El método de identificación. "Nos vamos a reconocer mediante una contraseña que ambos ya conocemos".</w:t>
+      </w:r>
+    </w:p>
+    <w:p>
+      <w:pPr>
+        <w:pStyle w:val="CMD"/>
+      </w:pPr>
+      <w:r>
+        <w:t>R1(</w:t>
+      </w:r>
+      <w:proofErr w:type="spellStart"/>
+      <w:r>
+        <w:t>config-isakmp</w:t>
+      </w:r>
+      <w:proofErr w:type="spellEnd"/>
+      <w:r>
+        <w:t xml:space="preserve">)# </w:t>
+      </w:r>
+      <w:proofErr w:type="spellStart"/>
+      <w:r>
+        <w:rPr>
+          <w:b/>
+          <w:bCs/>
+        </w:rPr>
+        <w:t>group</w:t>
+      </w:r>
+      <w:proofErr w:type="spellEnd"/>
+      <w:r>
+        <w:rPr>
+          <w:b/>
+          <w:bCs/>
+        </w:rPr>
+        <w:t xml:space="preserve"> 5</w:t>
+      </w:r>
+      <w:r>
+        <w:rPr>
+          <w:b/>
+          <w:bCs/>
+        </w:rPr>
+        <w:t xml:space="preserve"> </w:t>
+      </w:r>
+      <w:r>
+        <w:rPr>
+          <w:rFonts w:ascii="Arial" w:eastAsia="Times New Roman" w:hAnsi="Arial"/>
+          <w:b/>
+          <w:bCs/>
+          <w:sz w:val="24"/>
+          <w:szCs w:val="24"/>
+          <w:u w:val="single"/>
+        </w:rPr>
+        <w:t xml:space="preserve">Intercambio de claves grupo 5 / </w:t>
+      </w:r>
+      <w:r>
+        <w:rPr>
+          <w:rFonts w:ascii="Arial" w:eastAsia="Times New Roman" w:hAnsi="Arial"/>
+          <w:b/>
+          <w:bCs/>
+          <w:sz w:val="24"/>
+          <w:szCs w:val="24"/>
+          <w:u w:val="single"/>
+        </w:rPr>
+        <w:t>El algoritmo Diffie-Hellman. Es la forma matemática en la que generan una clave secreta a través de internet sin que nadie la pueda interceptar. El grupo 5 es el nivel de "fuerza" de esa matemática.</w:t>
+      </w:r>
+    </w:p>
+    <w:p>
+      <w:pPr>
+        <w:pStyle w:val="CMD"/>
+        <w:rPr>
+          <w:b/>
+          <w:bCs/>
+          <w:lang w:val="en-US"/>
+        </w:rPr>
+      </w:pPr>
+      <w:r>
+        <w:rPr>
+          <w:lang w:val="en-US"/>
+        </w:rPr>
+        <w:t>R1(config-</w:t>
+      </w:r>
+      <w:proofErr w:type="spellStart"/>
+      <w:proofErr w:type="gramStart"/>
+      <w:r>
+        <w:rPr>
+          <w:lang w:val="en-US"/>
+        </w:rPr>
+        <w:t>isakmp</w:t>
+      </w:r>
+      <w:proofErr w:type="spellEnd"/>
+      <w:r>
+        <w:rPr>
+          <w:lang w:val="en-US"/>
+        </w:rPr>
+        <w:t>)#</w:t>
+      </w:r>
+      <w:proofErr w:type="gramEnd"/>
+      <w:r>
+        <w:rPr>
+          <w:lang w:val="en-US"/>
+        </w:rPr>
+        <w:t xml:space="preserve"> </w:t>
+      </w:r>
+      <w:r>
+        <w:rPr>
+          <w:b/>
+          <w:bCs/>
+          <w:lang w:val="en-US"/>
+        </w:rPr>
+        <w:t>exit</w:t>
+      </w:r>
+    </w:p>
+    <w:p>
+      <w:pPr>
+        <w:pStyle w:val="Ttulo3"/>
         <w:numPr>
           <w:ilvl w:val="0"/>
           <w:numId w:val="0"/>
         </w:numPr>
+      </w:pPr>
+      <w:r>
+        <w:t xml:space="preserve">Paso 5: </w:t>
+      </w:r>
+      <w:r>
+        <w:t>C</w:t>
+      </w:r>
+      <w:r>
+        <w:t xml:space="preserve">onfigure la </w:t>
+      </w:r>
+      <w:r>
+        <w:t>clave criptográfica compartida y la dirección del par remoto</w:t>
+      </w:r>
+    </w:p>
+    <w:p>
+      <w:pPr>
+        <w:pStyle w:val="BodyTextL25"/>
+        <w:jc w:val="both"/>
+        <w:rPr>
+          <w:noProof/>
+        </w:rPr>
+      </w:pPr>
+      <w:r>
+        <w:rPr>
+          <w:noProof/>
+        </w:rPr>
+        <w:t xml:space="preserve">Configure la clave criptográfica compartida </w:t>
+      </w:r>
+      <w:r>
+        <w:rPr>
+          <w:b/>
+          <w:bCs/>
+          <w:noProof/>
+        </w:rPr>
+        <w:t>vpnpa55</w:t>
+      </w:r>
+      <w:r>
+        <w:rPr>
+          <w:noProof/>
+        </w:rPr>
+        <w:t xml:space="preserve"> y la dirección del par remoto.</w:t>
+      </w:r>
+    </w:p>
+    <w:p>
+      <w:pPr>
+        <w:pStyle w:val="BodyTextL25"/>
+        <w:ind w:left="0"/>
+        <w:jc w:val="both"/>
+      </w:pPr>
+      <w:r>
+        <w:rPr>
+          <w:rFonts w:eastAsia="Times New Roman"/>
+          <w:b/>
+          <w:bCs/>
+          <w:sz w:val="24"/>
+          <w:szCs w:val="24"/>
+          <w:u w:val="single"/>
+        </w:rPr>
+        <w:t>Configuración de la clave criptográfica compartida del método de distribución de claves</w:t>
+      </w:r>
+      <w:r>
+        <w:rPr>
+          <w:rFonts w:eastAsia="Times New Roman"/>
+          <w:b/>
+          <w:bCs/>
+          <w:sz w:val="24"/>
+          <w:szCs w:val="24"/>
+          <w:u w:val="single"/>
+        </w:rPr>
+        <w:t xml:space="preserve"> </w:t>
+      </w:r>
+      <w:proofErr w:type="spellStart"/>
+      <w:r>
+        <w:rPr>
+          <w:rFonts w:eastAsia="Times New Roman"/>
+          <w:b/>
+          <w:bCs/>
+          <w:sz w:val="24"/>
+          <w:szCs w:val="24"/>
+          <w:u w:val="single"/>
+        </w:rPr>
+        <w:t>isakmp</w:t>
+      </w:r>
+      <w:proofErr w:type="spellEnd"/>
+      <w:r>
+        <w:rPr>
+          <w:rFonts w:eastAsia="Times New Roman"/>
+          <w:b/>
+          <w:bCs/>
+          <w:sz w:val="24"/>
+          <w:szCs w:val="24"/>
+          <w:u w:val="single"/>
+        </w:rPr>
+        <w:t xml:space="preserve"> y la dirección del par remoto.</w:t>
+      </w:r>
+      <w:r>
+        <w:t xml:space="preserve"> </w:t>
+      </w:r>
+    </w:p>
+    <w:p>
+      <w:pPr>
+        <w:pStyle w:val="BodyTextL25"/>
+        <w:ind w:left="0"/>
+        <w:jc w:val="both"/>
+        <w:rPr>
+          <w:rFonts w:eastAsia="Times New Roman"/>
+          <w:b/>
+          <w:bCs/>
+          <w:sz w:val="24"/>
+          <w:szCs w:val="24"/>
+          <w:u w:val="single"/>
+        </w:rPr>
+      </w:pPr>
+      <w:r>
+        <w:rPr>
+          <w:rFonts w:eastAsia="Times New Roman"/>
+          <w:b/>
+          <w:bCs/>
+          <w:sz w:val="24"/>
+          <w:szCs w:val="24"/>
+          <w:u w:val="single"/>
+        </w:rPr>
+        <w:t>Esta es la contraseña compartida</w:t>
+      </w:r>
+      <w:r>
+        <w:rPr>
+          <w:rFonts w:eastAsia="Times New Roman"/>
+          <w:b/>
+          <w:bCs/>
+          <w:sz w:val="24"/>
+          <w:szCs w:val="24"/>
+          <w:u w:val="single"/>
+        </w:rPr>
+        <w:t xml:space="preserve"> </w:t>
+      </w:r>
+      <w:r>
+        <w:rPr>
+          <w:rFonts w:eastAsia="Times New Roman"/>
+          <w:b/>
+          <w:bCs/>
+          <w:sz w:val="24"/>
+          <w:szCs w:val="24"/>
+          <w:u w:val="single"/>
+        </w:rPr>
+        <w:t>"Si alguien te habla desde esta dirección IP y te dice vpnpa55, confía en él, soy yo".</w:t>
+      </w:r>
+    </w:p>
+    <w:p>
+      <w:pPr>
+        <w:pStyle w:val="CMD"/>
+        <w:rPr>
+          <w:highlight w:val="lightGray"/>
+          <w:lang w:val="en-US"/>
+        </w:rPr>
+      </w:pPr>
+      <w:r>
+        <w:rPr>
+          <w:lang w:val="en-US"/>
+        </w:rPr>
+        <w:t>R1(</w:t>
+      </w:r>
+      <w:proofErr w:type="gramStart"/>
+      <w:r>
+        <w:rPr>
+          <w:lang w:val="en-US"/>
+        </w:rPr>
+        <w:t>config)#</w:t>
+      </w:r>
+      <w:proofErr w:type="gramEnd"/>
+      <w:r>
+        <w:rPr>
+          <w:lang w:val="en-US"/>
+        </w:rPr>
+        <w:t xml:space="preserve"> </w:t>
+      </w:r>
+      <w:r>
+        <w:rPr>
+          <w:b/>
+          <w:bCs/>
+          <w:lang w:val="en-US"/>
+        </w:rPr>
+        <w:t xml:space="preserve">crypto </w:t>
+      </w:r>
+      <w:proofErr w:type="spellStart"/>
+      <w:r>
+        <w:rPr>
+          <w:b/>
+          <w:bCs/>
+          <w:lang w:val="en-US"/>
+        </w:rPr>
+        <w:t>isakmp</w:t>
+      </w:r>
+      <w:proofErr w:type="spellEnd"/>
+      <w:r>
+        <w:rPr>
+          <w:b/>
+          <w:bCs/>
+          <w:lang w:val="en-US"/>
+        </w:rPr>
+        <w:t xml:space="preserve"> key </w:t>
+      </w:r>
+      <w:r>
+        <w:rPr>
+          <w:b/>
+          <w:bCs/>
+          <w:sz w:val="28"/>
+          <w:szCs w:val="28"/>
+          <w:lang w:val="en-US"/>
+        </w:rPr>
+        <w:t xml:space="preserve">vpnpa55 </w:t>
+      </w:r>
+      <w:r>
+        <w:rPr>
+          <w:b/>
+          <w:bCs/>
+          <w:lang w:val="en-US"/>
+        </w:rPr>
+        <w:t xml:space="preserve">address </w:t>
+      </w:r>
+      <w:r>
+        <w:rPr>
+          <w:b/>
+          <w:bCs/>
+          <w:sz w:val="28"/>
+          <w:szCs w:val="28"/>
+          <w:lang w:val="en-US"/>
+        </w:rPr>
+        <w:t>10.2.2.2</w:t>
+      </w:r>
+    </w:p>
+    <w:p>
+      <w:pPr>
+        <w:pStyle w:val="Ttulo3"/>
+        <w:numPr>
+          <w:ilvl w:val="0"/>
+          <w:numId w:val="0"/>
+        </w:numPr>
         <w:rPr>
           <w:noProof/>
         </w:rPr>
@@ -4638,6 +4915,29 @@
           <w:noProof/>
         </w:rPr>
         <w:t>Configure la política IPsec de la fase 2 de IKE en R1</w:t>
+      </w:r>
+    </w:p>
+    <w:p>
+      <w:pPr>
+        <w:rPr>
+          <w:rFonts w:eastAsia="Times New Roman"/>
+          <w:b/>
+          <w:bCs/>
+          <w:sz w:val="24"/>
+          <w:szCs w:val="24"/>
+          <w:u w:val="single"/>
+        </w:rPr>
+      </w:pPr>
+      <w:r>
+        <w:rPr>
+          <w:rFonts w:eastAsia="Times New Roman"/>
+          <w:b/>
+          <w:bCs/>
+          <w:sz w:val="24"/>
+          <w:szCs w:val="24"/>
+          <w:u w:val="single"/>
+        </w:rPr>
+        <w:t>Una vez que los ruteadores se conocen y confían, deciden cómo van a envolver los paquetes reales.</w:t>
       </w:r>
     </w:p>
     <w:p>
@@ -4702,14 +5002,29 @@
       <w:pPr>
         <w:pStyle w:val="CMD"/>
         <w:rPr>
-          <w:lang w:val="en-US"/>
-        </w:rPr>
-      </w:pPr>
-      <w:r>
-        <w:rPr>
-          <w:lang w:val="en-US"/>
-        </w:rPr>
-        <w:t xml:space="preserve">R1(config)# </w:t>
+          <w:b/>
+          <w:lang w:val="en-US"/>
+        </w:rPr>
+      </w:pPr>
+      <w:r>
+        <w:rPr>
+          <w:lang w:val="en-US"/>
+        </w:rPr>
+        <w:t>R1(</w:t>
+      </w:r>
+      <w:proofErr w:type="gramStart"/>
+      <w:r>
+        <w:rPr>
+          <w:lang w:val="en-US"/>
+        </w:rPr>
+        <w:t>config)#</w:t>
+      </w:r>
+      <w:proofErr w:type="gramEnd"/>
+      <w:r>
+        <w:rPr>
+          <w:lang w:val="en-US"/>
+        </w:rPr>
+        <w:t xml:space="preserve"> </w:t>
       </w:r>
       <w:r>
         <w:rPr>
@@ -4775,6 +5090,320 @@
         <w:t>hmac</w:t>
       </w:r>
       <w:proofErr w:type="spellEnd"/>
+    </w:p>
+    <w:p>
+      <w:pPr>
+        <w:pStyle w:val="CMD"/>
+        <w:rPr>
+          <w:rFonts w:ascii="Arial" w:hAnsi="Arial" w:cs="Arial"/>
+        </w:rPr>
+      </w:pPr>
+      <w:r>
+        <w:rPr>
+          <w:rFonts w:ascii="Arial" w:eastAsia="Times New Roman" w:hAnsi="Arial" w:cs="Arial"/>
+          <w:b/>
+          <w:bCs/>
+          <w:sz w:val="24"/>
+          <w:szCs w:val="24"/>
+          <w:u w:val="single"/>
+        </w:rPr>
+        <w:t xml:space="preserve">Crear el conjunto de transformación </w:t>
+      </w:r>
+      <w:proofErr w:type="spellStart"/>
+      <w:r>
+        <w:rPr>
+          <w:rFonts w:ascii="Arial" w:eastAsia="Times New Roman" w:hAnsi="Arial" w:cs="Arial"/>
+          <w:b/>
+          <w:bCs/>
+          <w:sz w:val="24"/>
+          <w:szCs w:val="24"/>
+          <w:u w:val="single"/>
+        </w:rPr>
+        <w:t>IPSec</w:t>
+      </w:r>
+      <w:proofErr w:type="spellEnd"/>
+      <w:r>
+        <w:rPr>
+          <w:rFonts w:ascii="Arial" w:eastAsia="Times New Roman" w:hAnsi="Arial" w:cs="Arial"/>
+          <w:b/>
+          <w:bCs/>
+          <w:sz w:val="24"/>
+          <w:szCs w:val="24"/>
+          <w:u w:val="single"/>
+        </w:rPr>
+        <w:t xml:space="preserve"> con el nombre VPN-SET para usar el cifrado de transformación </w:t>
+      </w:r>
+      <w:proofErr w:type="spellStart"/>
+      <w:r>
+        <w:rPr>
+          <w:rFonts w:ascii="Arial" w:eastAsia="Times New Roman" w:hAnsi="Arial" w:cs="Arial"/>
+          <w:b/>
+          <w:bCs/>
+          <w:sz w:val="24"/>
+          <w:szCs w:val="24"/>
+          <w:u w:val="single"/>
+        </w:rPr>
+        <w:t>esp</w:t>
+      </w:r>
+      <w:proofErr w:type="spellEnd"/>
+      <w:r>
+        <w:rPr>
+          <w:rFonts w:ascii="Arial" w:eastAsia="Times New Roman" w:hAnsi="Arial" w:cs="Arial"/>
+          <w:b/>
+          <w:bCs/>
+          <w:sz w:val="24"/>
+          <w:szCs w:val="24"/>
+          <w:u w:val="single"/>
+        </w:rPr>
+        <w:t>-aes</w:t>
+      </w:r>
+      <w:r>
+        <w:rPr>
+          <w:rFonts w:ascii="Arial" w:eastAsia="Times New Roman" w:hAnsi="Arial" w:cs="Arial"/>
+          <w:b/>
+          <w:bCs/>
+          <w:sz w:val="24"/>
+          <w:szCs w:val="24"/>
+          <w:u w:val="single"/>
+        </w:rPr>
+        <w:t xml:space="preserve"> y la autenticación de transformación </w:t>
+      </w:r>
+      <w:proofErr w:type="spellStart"/>
+      <w:r>
+        <w:rPr>
+          <w:rFonts w:ascii="Arial" w:eastAsia="Times New Roman" w:hAnsi="Arial" w:cs="Arial"/>
+          <w:b/>
+          <w:bCs/>
+          <w:sz w:val="24"/>
+          <w:szCs w:val="24"/>
+          <w:u w:val="single"/>
+        </w:rPr>
+        <w:t>esp-sha-hmac</w:t>
+      </w:r>
+      <w:proofErr w:type="spellEnd"/>
+    </w:p>
+    <w:p>
+      <w:pPr>
+        <w:pStyle w:val="CMD"/>
+      </w:pPr>
+    </w:p>
+    <w:p>
+      <w:pPr>
+        <w:numPr>
+          <w:ilvl w:val="0"/>
+          <w:numId w:val="6"/>
+        </w:numPr>
+        <w:spacing w:before="0" w:after="160" w:line="259" w:lineRule="auto"/>
+        <w:rPr>
+          <w:sz w:val="24"/>
+          <w:szCs w:val="24"/>
+          <w:u w:val="single"/>
+        </w:rPr>
+      </w:pPr>
+      <w:proofErr w:type="spellStart"/>
+      <w:r>
+        <w:rPr>
+          <w:b/>
+          <w:bCs/>
+          <w:sz w:val="24"/>
+          <w:szCs w:val="24"/>
+          <w:u w:val="single"/>
+        </w:rPr>
+        <w:t>crypto</w:t>
+      </w:r>
+      <w:proofErr w:type="spellEnd"/>
+      <w:r>
+        <w:rPr>
+          <w:b/>
+          <w:bCs/>
+          <w:sz w:val="24"/>
+          <w:szCs w:val="24"/>
+          <w:u w:val="single"/>
+        </w:rPr>
+        <w:t xml:space="preserve"> </w:t>
+      </w:r>
+      <w:proofErr w:type="spellStart"/>
+      <w:r>
+        <w:rPr>
+          <w:b/>
+          <w:bCs/>
+          <w:sz w:val="24"/>
+          <w:szCs w:val="24"/>
+          <w:u w:val="single"/>
+        </w:rPr>
+        <w:t>ipsec</w:t>
+      </w:r>
+      <w:proofErr w:type="spellEnd"/>
+      <w:r>
+        <w:rPr>
+          <w:b/>
+          <w:bCs/>
+          <w:sz w:val="24"/>
+          <w:szCs w:val="24"/>
+          <w:u w:val="single"/>
+        </w:rPr>
+        <w:t xml:space="preserve"> </w:t>
+      </w:r>
+      <w:proofErr w:type="spellStart"/>
+      <w:r>
+        <w:rPr>
+          <w:b/>
+          <w:bCs/>
+          <w:sz w:val="24"/>
+          <w:szCs w:val="24"/>
+          <w:u w:val="single"/>
+        </w:rPr>
+        <w:t>transform</w:t>
+      </w:r>
+      <w:proofErr w:type="spellEnd"/>
+      <w:r>
+        <w:rPr>
+          <w:b/>
+          <w:bCs/>
+          <w:sz w:val="24"/>
+          <w:szCs w:val="24"/>
+          <w:u w:val="single"/>
+        </w:rPr>
+        <w:t>-set VPN-</w:t>
+      </w:r>
+      <w:proofErr w:type="gramStart"/>
+      <w:r>
+        <w:rPr>
+          <w:b/>
+          <w:bCs/>
+          <w:sz w:val="24"/>
+          <w:szCs w:val="24"/>
+          <w:u w:val="single"/>
+        </w:rPr>
+        <w:t>SET...</w:t>
+      </w:r>
+      <w:proofErr w:type="gramEnd"/>
+      <w:r>
+        <w:rPr>
+          <w:sz w:val="24"/>
+          <w:szCs w:val="24"/>
+          <w:u w:val="single"/>
+        </w:rPr>
+        <w:t>: Aquí defines el "kit de empaque".</w:t>
+      </w:r>
+    </w:p>
+    <w:p>
+      <w:pPr>
+        <w:numPr>
+          <w:ilvl w:val="1"/>
+          <w:numId w:val="6"/>
+        </w:numPr>
+        <w:spacing w:before="0" w:after="160" w:line="259" w:lineRule="auto"/>
+        <w:rPr>
+          <w:sz w:val="24"/>
+          <w:szCs w:val="24"/>
+          <w:u w:val="single"/>
+        </w:rPr>
+      </w:pPr>
+      <w:proofErr w:type="spellStart"/>
+      <w:r>
+        <w:rPr>
+          <w:b/>
+          <w:bCs/>
+          <w:sz w:val="24"/>
+          <w:szCs w:val="24"/>
+          <w:u w:val="single"/>
+        </w:rPr>
+        <w:t>esp</w:t>
+      </w:r>
+      <w:proofErr w:type="spellEnd"/>
+      <w:r>
+        <w:rPr>
+          <w:b/>
+          <w:bCs/>
+          <w:sz w:val="24"/>
+          <w:szCs w:val="24"/>
+          <w:u w:val="single"/>
+        </w:rPr>
+        <w:t>-aes</w:t>
+      </w:r>
+      <w:r>
+        <w:rPr>
+          <w:sz w:val="24"/>
+          <w:szCs w:val="24"/>
+          <w:u w:val="single"/>
+        </w:rPr>
+        <w:t>: Los datos irán dentro de un sobre cifrado (confidencialidad).</w:t>
+      </w:r>
+    </w:p>
+    <w:p>
+      <w:pPr>
+        <w:numPr>
+          <w:ilvl w:val="1"/>
+          <w:numId w:val="6"/>
+        </w:numPr>
+        <w:spacing w:before="0" w:after="160" w:line="259" w:lineRule="auto"/>
+        <w:rPr>
+          <w:sz w:val="24"/>
+          <w:szCs w:val="24"/>
+          <w:u w:val="single"/>
+        </w:rPr>
+      </w:pPr>
+      <w:proofErr w:type="spellStart"/>
+      <w:r>
+        <w:rPr>
+          <w:b/>
+          <w:bCs/>
+          <w:sz w:val="24"/>
+          <w:szCs w:val="24"/>
+          <w:u w:val="single"/>
+        </w:rPr>
+        <w:t>esp-sha-hmac</w:t>
+      </w:r>
+      <w:proofErr w:type="spellEnd"/>
+      <w:r>
+        <w:rPr>
+          <w:sz w:val="24"/>
+          <w:szCs w:val="24"/>
+          <w:u w:val="single"/>
+        </w:rPr>
+        <w:t>: El sobre llevará un sello. Si alguien intenta abrirlo o cambiar algo en el camino, el sello se rompe y el receptor sabrá que fue alterado (integridad).</w:t>
+      </w:r>
+    </w:p>
+    <w:p>
+      <w:pPr>
+        <w:pStyle w:val="CMD"/>
+      </w:pPr>
+    </w:p>
+    <w:p>
+      <w:pPr>
+        <w:pStyle w:val="CMD"/>
+      </w:pPr>
+    </w:p>
+    <w:p>
+      <w:pPr>
+        <w:pStyle w:val="CMD"/>
+      </w:pPr>
+    </w:p>
+    <w:p>
+      <w:pPr>
+        <w:pStyle w:val="CMD"/>
+      </w:pPr>
+    </w:p>
+    <w:p>
+      <w:pPr>
+        <w:pStyle w:val="CMD"/>
+      </w:pPr>
+    </w:p>
+    <w:p>
+      <w:pPr>
+        <w:pStyle w:val="CMD"/>
+      </w:pPr>
+    </w:p>
+    <w:p>
+      <w:pPr>
+        <w:pStyle w:val="CMD"/>
+      </w:pPr>
+    </w:p>
+    <w:p>
+      <w:pPr>
+        <w:pStyle w:val="CMD"/>
+      </w:pPr>
     </w:p>
     <w:p>
       <w:pPr>
@@ -4790,6 +5419,7 @@
         <w:rPr>
           <w:noProof/>
         </w:rPr>
+        <w:lastRenderedPageBreak/>
         <w:t xml:space="preserve">Cree el mapa criptográfico </w:t>
       </w:r>
       <w:r>
@@ -4826,13 +5456,11 @@
         <w:pStyle w:val="CMD"/>
         <w:rPr>
           <w:noProof/>
-          <w:lang w:val="en-US"/>
-        </w:rPr>
-      </w:pPr>
-      <w:r>
-        <w:rPr>
-          <w:noProof/>
-          <w:lang w:val="en-US"/>
+        </w:rPr>
+      </w:pPr>
+      <w:r>
+        <w:rPr>
+          <w:noProof/>
         </w:rPr>
         <w:t xml:space="preserve">R1(config)# </w:t>
       </w:r>
@@ -4840,10 +5468,51 @@
         <w:rPr>
           <w:b/>
           <w:noProof/>
-          <w:lang w:val="en-US"/>
         </w:rPr>
         <w:t>crypto map VPN-MAP 10 ipsec-isakmp</w:t>
       </w:r>
+      <w:r>
+        <w:rPr>
+          <w:b/>
+          <w:noProof/>
+        </w:rPr>
+        <w:t xml:space="preserve"> </w:t>
+      </w:r>
+      <w:r>
+        <w:rPr>
+          <w:rFonts w:ascii="Arial" w:eastAsia="Times New Roman" w:hAnsi="Arial" w:cs="Arial"/>
+          <w:b/>
+          <w:bCs/>
+          <w:sz w:val="24"/>
+          <w:szCs w:val="24"/>
+          <w:u w:val="single"/>
+        </w:rPr>
+        <w:t xml:space="preserve">Política criptográfica </w:t>
+      </w:r>
+      <w:proofErr w:type="spellStart"/>
+      <w:r>
+        <w:rPr>
+          <w:rFonts w:ascii="Arial" w:eastAsia="Times New Roman" w:hAnsi="Arial" w:cs="Arial"/>
+          <w:b/>
+          <w:bCs/>
+          <w:sz w:val="24"/>
+          <w:szCs w:val="24"/>
+          <w:u w:val="single"/>
+        </w:rPr>
+        <w:t>isakmp</w:t>
+      </w:r>
+      <w:proofErr w:type="spellEnd"/>
+      <w:r>
+        <w:rPr>
+          <w:rFonts w:ascii="Arial" w:eastAsia="Times New Roman" w:hAnsi="Arial" w:cs="Arial"/>
+          <w:b/>
+          <w:bCs/>
+          <w:sz w:val="24"/>
+          <w:szCs w:val="24"/>
+          <w:u w:val="single"/>
+        </w:rPr>
+        <w:t xml:space="preserve"> y IPsec</w:t>
+      </w:r>
     </w:p>
     <w:p>
       <w:pPr>
@@ -4875,13 +5544,11 @@
         <w:rPr>
           <w:b/>
           <w:noProof/>
-          <w:lang w:val="en-US"/>
-        </w:rPr>
-      </w:pPr>
-      <w:r>
-        <w:rPr>
-          <w:noProof/>
-          <w:lang w:val="en-US"/>
+        </w:rPr>
+      </w:pPr>
+      <w:r>
+        <w:rPr>
+          <w:noProof/>
         </w:rPr>
         <w:t xml:space="preserve">R1(config-crypto-map)# </w:t>
       </w:r>
@@ -4889,23 +5556,49 @@
         <w:rPr>
           <w:b/>
           <w:noProof/>
-          <w:lang w:val="en-US"/>
         </w:rPr>
         <w:t>set peer 10.2.2.2</w:t>
       </w:r>
+      <w:r>
+        <w:rPr>
+          <w:b/>
+          <w:noProof/>
+        </w:rPr>
+        <w:t xml:space="preserve"> </w:t>
+      </w:r>
+      <w:r>
+        <w:rPr>
+          <w:rFonts w:ascii="Arial" w:eastAsia="Times New Roman" w:hAnsi="Arial" w:cs="Arial"/>
+          <w:b/>
+          <w:bCs/>
+          <w:sz w:val="24"/>
+          <w:szCs w:val="24"/>
+          <w:u w:val="single"/>
+        </w:rPr>
+        <w:t>¿A</w:t>
+      </w:r>
+      <w:r>
+        <w:rPr>
+          <w:rFonts w:ascii="Arial" w:eastAsia="Times New Roman" w:hAnsi="Arial" w:cs="Arial"/>
+          <w:b/>
+          <w:bCs/>
+          <w:sz w:val="24"/>
+          <w:szCs w:val="24"/>
+          <w:u w:val="single"/>
+        </w:rPr>
+        <w:t xml:space="preserve"> quién le mando esto?". Indica la dirección del ruteador del otro lado.</w:t>
+      </w:r>
     </w:p>
     <w:p>
       <w:pPr>
         <w:pStyle w:val="CMD"/>
         <w:rPr>
           <w:noProof/>
-          <w:lang w:val="en-US"/>
-        </w:rPr>
-      </w:pPr>
-      <w:r>
-        <w:rPr>
-          <w:noProof/>
-          <w:lang w:val="en-US"/>
+        </w:rPr>
+      </w:pPr>
+      <w:r>
+        <w:rPr>
+          <w:noProof/>
         </w:rPr>
         <w:t xml:space="preserve">R1(config-crypto-map)# </w:t>
       </w:r>
@@ -4913,10 +5606,71 @@
         <w:rPr>
           <w:b/>
           <w:noProof/>
-          <w:lang w:val="en-US"/>
         </w:rPr>
         <w:t>set transform-set VPN-SET</w:t>
       </w:r>
+      <w:r>
+        <w:rPr>
+          <w:b/>
+          <w:noProof/>
+        </w:rPr>
+        <w:t xml:space="preserve"> </w:t>
+      </w:r>
+      <w:r>
+        <w:rPr>
+          <w:rFonts w:ascii="Arial" w:eastAsia="Times New Roman" w:hAnsi="Arial" w:cs="Arial"/>
+          <w:b/>
+          <w:bCs/>
+          <w:sz w:val="24"/>
+          <w:szCs w:val="24"/>
+          <w:u w:val="single"/>
+        </w:rPr>
+        <w:t>C</w:t>
+      </w:r>
+      <w:r>
+        <w:rPr>
+          <w:rFonts w:ascii="Arial" w:eastAsia="Times New Roman" w:hAnsi="Arial" w:cs="Arial"/>
+          <w:b/>
+          <w:bCs/>
+          <w:sz w:val="24"/>
+          <w:szCs w:val="24"/>
+          <w:u w:val="single"/>
+        </w:rPr>
+        <w:t>onjunto de transformaci</w:t>
+      </w:r>
+      <w:r>
+        <w:rPr>
+          <w:rFonts w:ascii="Arial" w:eastAsia="Times New Roman" w:hAnsi="Arial" w:cs="Arial"/>
+          <w:b/>
+          <w:bCs/>
+          <w:sz w:val="24"/>
+          <w:szCs w:val="24"/>
+          <w:u w:val="single"/>
+        </w:rPr>
+        <w:t>ón</w:t>
+      </w:r>
+      <w:r>
+        <w:rPr>
+          <w:rFonts w:ascii="Arial" w:eastAsia="Times New Roman" w:hAnsi="Arial" w:cs="Arial"/>
+          <w:b/>
+          <w:bCs/>
+          <w:sz w:val="24"/>
+          <w:szCs w:val="24"/>
+          <w:u w:val="single"/>
+        </w:rPr>
+        <w:t xml:space="preserve"> / </w:t>
+      </w:r>
+      <w:r>
+        <w:rPr>
+          <w:rFonts w:ascii="Arial" w:eastAsia="Times New Roman" w:hAnsi="Arial" w:cs="Arial"/>
+          <w:b/>
+          <w:bCs/>
+          <w:sz w:val="24"/>
+          <w:szCs w:val="24"/>
+          <w:u w:val="single"/>
+        </w:rPr>
+        <w:t>"¿Cómo lo empaco?". Usa el kit de empaque que definimos antes.</w:t>
+      </w:r>
     </w:p>
     <w:p>
       <w:pPr>
@@ -4924,7 +5678,6 @@
         <w:rPr>
           <w:b/>
           <w:noProof/>
-          <w:lang w:val="en-US"/>
         </w:rPr>
       </w:pPr>
       <w:r>
@@ -4940,7 +5693,112 @@
           <w:noProof/>
           <w:lang w:val="en-US"/>
         </w:rPr>
-        <w:t>match address 110</w:t>
+        <w:t xml:space="preserve">match address </w:t>
+      </w:r>
+      <w:proofErr w:type="gramStart"/>
+      <w:r>
+        <w:rPr>
+          <w:b/>
+          <w:noProof/>
+          <w:lang w:val="en-US"/>
+        </w:rPr>
+        <w:t>110</w:t>
+      </w:r>
+      <w:r>
+        <w:rPr>
+          <w:b/>
+          <w:noProof/>
+          <w:lang w:val="en-US"/>
+        </w:rPr>
+        <w:t xml:space="preserve"> </w:t>
+      </w:r>
+      <w:r>
+        <w:rPr>
+          <w:rFonts w:ascii="Arial" w:eastAsia="Times New Roman" w:hAnsi="Arial" w:cs="Arial"/>
+          <w:b/>
+          <w:bCs/>
+          <w:sz w:val="24"/>
+          <w:szCs w:val="24"/>
+          <w:u w:val="single"/>
+          <w:lang w:val="en-US"/>
+        </w:rPr>
+        <w:t>"¿</w:t>
+      </w:r>
+      <w:proofErr w:type="gramEnd"/>
+      <w:r>
+        <w:rPr>
+          <w:rFonts w:ascii="Arial" w:eastAsia="Times New Roman" w:hAnsi="Arial" w:cs="Arial"/>
+          <w:b/>
+          <w:bCs/>
+          <w:sz w:val="24"/>
+          <w:szCs w:val="24"/>
+          <w:u w:val="single"/>
+          <w:lang w:val="en-US"/>
+        </w:rPr>
+        <w:t xml:space="preserve">A </w:t>
+      </w:r>
+      <w:proofErr w:type="spellStart"/>
+      <w:r>
+        <w:rPr>
+          <w:rFonts w:ascii="Arial" w:eastAsia="Times New Roman" w:hAnsi="Arial" w:cs="Arial"/>
+          <w:b/>
+          <w:bCs/>
+          <w:sz w:val="24"/>
+          <w:szCs w:val="24"/>
+          <w:u w:val="single"/>
+          <w:lang w:val="en-US"/>
+        </w:rPr>
+        <w:t>quiénes</w:t>
+      </w:r>
+      <w:proofErr w:type="spellEnd"/>
+      <w:r>
+        <w:rPr>
+          <w:rFonts w:ascii="Arial" w:eastAsia="Times New Roman" w:hAnsi="Arial" w:cs="Arial"/>
+          <w:b/>
+          <w:bCs/>
+          <w:sz w:val="24"/>
+          <w:szCs w:val="24"/>
+          <w:u w:val="single"/>
+          <w:lang w:val="en-US"/>
+        </w:rPr>
+        <w:t xml:space="preserve"> </w:t>
+      </w:r>
+      <w:proofErr w:type="spellStart"/>
+      <w:r>
+        <w:rPr>
+          <w:rFonts w:ascii="Arial" w:eastAsia="Times New Roman" w:hAnsi="Arial" w:cs="Arial"/>
+          <w:b/>
+          <w:bCs/>
+          <w:sz w:val="24"/>
+          <w:szCs w:val="24"/>
+          <w:u w:val="single"/>
+          <w:lang w:val="en-US"/>
+        </w:rPr>
+        <w:t>protejo</w:t>
+      </w:r>
+      <w:proofErr w:type="spellEnd"/>
+      <w:r>
+        <w:rPr>
+          <w:rFonts w:ascii="Arial" w:eastAsia="Times New Roman" w:hAnsi="Arial" w:cs="Arial"/>
+          <w:b/>
+          <w:bCs/>
+          <w:sz w:val="24"/>
+          <w:szCs w:val="24"/>
+          <w:u w:val="single"/>
+          <w:lang w:val="en-US"/>
+        </w:rPr>
+        <w:t xml:space="preserve">?". </w:t>
+      </w:r>
+      <w:r>
+        <w:rPr>
+          <w:rFonts w:ascii="Arial" w:eastAsia="Times New Roman" w:hAnsi="Arial" w:cs="Arial"/>
+          <w:b/>
+          <w:bCs/>
+          <w:sz w:val="24"/>
+          <w:szCs w:val="24"/>
+          <w:u w:val="single"/>
+        </w:rPr>
+        <w:t>Solo a los que están en la lista de invitados (tráfico interesante).</w:t>
       </w:r>
     </w:p>
     <w:p>
@@ -4967,7 +5825,7 @@
     </w:p>
     <w:p>
       <w:pPr>
-        <w:pStyle w:val="Heading3"/>
+        <w:pStyle w:val="Ttulo3"/>
         <w:numPr>
           <w:ilvl w:val="0"/>
           <w:numId w:val="0"/>
@@ -5056,7 +5914,7 @@
     </w:p>
     <w:p>
       <w:pPr>
-        <w:pStyle w:val="Heading2"/>
+        <w:pStyle w:val="Ttulo2"/>
         <w:numPr>
           <w:ilvl w:val="0"/>
           <w:numId w:val="0"/>
@@ -5069,7 +5927,114 @@
     </w:p>
     <w:p>
       <w:pPr>
-        <w:pStyle w:val="Heading2"/>
+        <w:rPr>
+          <w:rFonts w:eastAsia="Times New Roman" w:cs="Arial"/>
+          <w:b/>
+          <w:bCs/>
+          <w:sz w:val="24"/>
+          <w:szCs w:val="24"/>
+          <w:u w:val="single"/>
+        </w:rPr>
+      </w:pPr>
+      <w:r>
+        <w:rPr>
+          <w:rFonts w:eastAsia="Times New Roman" w:cs="Arial"/>
+          <w:b/>
+          <w:bCs/>
+          <w:sz w:val="24"/>
+          <w:szCs w:val="24"/>
+          <w:u w:val="single"/>
+        </w:rPr>
+        <w:t>Hasta ahora, las reglas están escritas en el papel, pero el ruteador no las está usando. Es como poner a un guardia en la puerta de salida. Le dices al ruteador: "Toda la información que salga por est</w:t>
+      </w:r>
+      <w:r>
+        <w:rPr>
+          <w:rFonts w:eastAsia="Times New Roman" w:cs="Arial"/>
+          <w:b/>
+          <w:bCs/>
+          <w:sz w:val="24"/>
+          <w:szCs w:val="24"/>
+          <w:u w:val="single"/>
+        </w:rPr>
+        <w:t xml:space="preserve">a </w:t>
+      </w:r>
+      <w:proofErr w:type="gramStart"/>
+      <w:r>
+        <w:rPr>
+          <w:rFonts w:eastAsia="Times New Roman" w:cs="Arial"/>
+          <w:b/>
+          <w:bCs/>
+          <w:sz w:val="24"/>
+          <w:szCs w:val="24"/>
+          <w:u w:val="single"/>
+        </w:rPr>
+        <w:t>interface</w:t>
+      </w:r>
+      <w:proofErr w:type="gramEnd"/>
+      <w:r>
+        <w:rPr>
+          <w:rFonts w:eastAsia="Times New Roman" w:cs="Arial"/>
+          <w:b/>
+          <w:bCs/>
+          <w:sz w:val="24"/>
+          <w:szCs w:val="24"/>
+          <w:u w:val="single"/>
+        </w:rPr>
+        <w:t xml:space="preserve"> serial </w:t>
+      </w:r>
+      <w:r>
+        <w:rPr>
+          <w:rFonts w:eastAsia="Times New Roman" w:cs="Arial"/>
+          <w:b/>
+          <w:bCs/>
+          <w:sz w:val="24"/>
+          <w:szCs w:val="24"/>
+          <w:u w:val="single"/>
+        </w:rPr>
+        <w:t>debe ser revisada por el Mapa Criptográfico. Si coincide con las reglas, cíf</w:t>
+      </w:r>
+      <w:r>
+        <w:rPr>
+          <w:rFonts w:eastAsia="Times New Roman" w:cs="Arial"/>
+          <w:b/>
+          <w:bCs/>
+          <w:sz w:val="24"/>
+          <w:szCs w:val="24"/>
+          <w:u w:val="single"/>
+        </w:rPr>
+        <w:t>ra</w:t>
+      </w:r>
+      <w:r>
+        <w:rPr>
+          <w:rFonts w:eastAsia="Times New Roman" w:cs="Arial"/>
+          <w:b/>
+          <w:bCs/>
+          <w:sz w:val="24"/>
+          <w:szCs w:val="24"/>
+          <w:u w:val="single"/>
+        </w:rPr>
+        <w:t>lo</w:t>
+      </w:r>
+      <w:r>
+        <w:rPr>
+          <w:rFonts w:eastAsia="Times New Roman" w:cs="Arial"/>
+          <w:b/>
+          <w:bCs/>
+          <w:sz w:val="24"/>
+          <w:szCs w:val="24"/>
+          <w:u w:val="single"/>
+        </w:rPr>
+        <w:t xml:space="preserve"> antes de que salga a la calle (internet)".</w:t>
+      </w:r>
+    </w:p>
+    <w:p>
+      <w:pPr>
+        <w:pStyle w:val="BodyTextL25"/>
+      </w:pPr>
+    </w:p>
+    <w:p>
+      <w:pPr>
+        <w:pStyle w:val="Ttulo2"/>
         <w:numPr>
           <w:ilvl w:val="0"/>
           <w:numId w:val="0"/>
@@ -5088,7 +6053,7 @@
     </w:p>
     <w:p>
       <w:pPr>
-        <w:pStyle w:val="Heading3"/>
+        <w:pStyle w:val="Ttulo3"/>
         <w:numPr>
           <w:ilvl w:val="0"/>
           <w:numId w:val="0"/>
@@ -5168,7 +6133,7 @@
     </w:p>
     <w:p>
       <w:pPr>
-        <w:pStyle w:val="Heading3"/>
+        <w:pStyle w:val="Ttulo3"/>
         <w:numPr>
           <w:ilvl w:val="0"/>
           <w:numId w:val="0"/>
@@ -5260,7 +6225,7 @@
     </w:p>
     <w:p>
       <w:pPr>
-        <w:pStyle w:val="Heading3"/>
+        <w:pStyle w:val="Ttulo3"/>
         <w:numPr>
           <w:ilvl w:val="0"/>
           <w:numId w:val="0"/>
@@ -5324,13 +6289,11 @@
         <w:pStyle w:val="CMD"/>
         <w:rPr>
           <w:noProof/>
-          <w:lang w:val="en-US"/>
-        </w:rPr>
-      </w:pPr>
-      <w:r>
-        <w:rPr>
-          <w:noProof/>
-          <w:lang w:val="en-US"/>
+        </w:rPr>
+      </w:pPr>
+      <w:r>
+        <w:rPr>
+          <w:noProof/>
         </w:rPr>
         <w:t xml:space="preserve">R3(config)# </w:t>
       </w:r>
@@ -5338,23 +6301,38 @@
         <w:rPr>
           <w:b/>
           <w:noProof/>
-          <w:lang w:val="en-US"/>
         </w:rPr>
         <w:t>crypto isakmp policy 10</w:t>
       </w:r>
+      <w:r>
+        <w:rPr>
+          <w:b/>
+          <w:noProof/>
+        </w:rPr>
+        <w:t xml:space="preserve"> </w:t>
+      </w:r>
+      <w:r>
+        <w:rPr>
+          <w:rFonts w:ascii="Arial" w:eastAsia="Times New Roman" w:hAnsi="Arial"/>
+          <w:b/>
+          <w:bCs/>
+          <w:sz w:val="24"/>
+          <w:szCs w:val="24"/>
+          <w:u w:val="single"/>
+        </w:rPr>
+        <w:t>Manual de reglas número 10</w:t>
+      </w:r>
     </w:p>
     <w:p>
       <w:pPr>
         <w:pStyle w:val="CMD"/>
         <w:rPr>
           <w:b/>
-          <w:lang w:val="en-US"/>
-        </w:rPr>
-      </w:pPr>
-      <w:r>
-        <w:rPr>
-          <w:noProof/>
-          <w:lang w:val="en-US"/>
+        </w:rPr>
+      </w:pPr>
+      <w:r>
+        <w:rPr>
+          <w:noProof/>
         </w:rPr>
         <w:t xml:space="preserve">R3(config-isakmp)# </w:t>
       </w:r>
@@ -5362,22 +6340,115 @@
         <w:rPr>
           <w:b/>
           <w:noProof/>
-          <w:lang w:val="en-US"/>
         </w:rPr>
         <w:t>encryption aes</w:t>
       </w:r>
       <w:r>
         <w:rPr>
           <w:b/>
-          <w:lang w:val="en-US"/>
         </w:rPr>
         <w:t xml:space="preserve"> 256</w:t>
       </w:r>
+      <w:r>
+        <w:rPr>
+          <w:b/>
+        </w:rPr>
+        <w:t xml:space="preserve"> </w:t>
+      </w:r>
+      <w:r>
+        <w:rPr>
+          <w:rFonts w:ascii="Arial" w:eastAsia="Times New Roman" w:hAnsi="Arial"/>
+          <w:b/>
+          <w:bCs/>
+          <w:sz w:val="24"/>
+          <w:szCs w:val="24"/>
+          <w:u w:val="single"/>
+        </w:rPr>
+        <w:t>Algoritmo de encriptación</w:t>
+      </w:r>
     </w:p>
     <w:p>
       <w:pPr>
         <w:pStyle w:val="CMD"/>
-        <w:rPr>
+      </w:pPr>
+      <w:r>
+        <w:t>R3(</w:t>
+      </w:r>
+      <w:proofErr w:type="spellStart"/>
+      <w:r>
+        <w:t>config-isakmp</w:t>
+      </w:r>
+      <w:proofErr w:type="spellEnd"/>
+      <w:r>
+        <w:t xml:space="preserve">)# </w:t>
+      </w:r>
+      <w:proofErr w:type="spellStart"/>
+      <w:r>
+        <w:rPr>
+          <w:b/>
+        </w:rPr>
+        <w:t>authentication</w:t>
+      </w:r>
+      <w:proofErr w:type="spellEnd"/>
+      <w:r>
+        <w:rPr>
+          <w:b/>
+        </w:rPr>
+        <w:t xml:space="preserve"> </w:t>
+      </w:r>
+      <w:proofErr w:type="spellStart"/>
+      <w:r>
+        <w:rPr>
+          <w:b/>
+        </w:rPr>
+        <w:t>pre-share</w:t>
+      </w:r>
+      <w:proofErr w:type="spellEnd"/>
+      <w:r>
+        <w:rPr>
+          <w:b/>
+        </w:rPr>
+        <w:t xml:space="preserve"> </w:t>
+      </w:r>
+      <w:r>
+        <w:rPr>
+          <w:rFonts w:ascii="Arial" w:eastAsia="Times New Roman" w:hAnsi="Arial"/>
+          <w:b/>
+          <w:bCs/>
+          <w:sz w:val="24"/>
+          <w:szCs w:val="24"/>
+          <w:u w:val="single"/>
+        </w:rPr>
+        <w:t>M</w:t>
+      </w:r>
+      <w:r>
+        <w:rPr>
+          <w:rFonts w:ascii="Arial" w:eastAsia="Times New Roman" w:hAnsi="Arial"/>
+          <w:b/>
+          <w:bCs/>
+          <w:sz w:val="24"/>
+          <w:szCs w:val="24"/>
+          <w:u w:val="single"/>
+        </w:rPr>
+        <w:t xml:space="preserve">étodo de autenticación clave previamente compartida / </w:t>
+      </w:r>
+      <w:r>
+        <w:rPr>
+          <w:rFonts w:ascii="Arial" w:eastAsia="Times New Roman" w:hAnsi="Arial"/>
+          <w:b/>
+          <w:bCs/>
+          <w:sz w:val="24"/>
+          <w:szCs w:val="24"/>
+          <w:u w:val="single"/>
+        </w:rPr>
+        <w:t>El método de identificación.</w:t>
+      </w:r>
+    </w:p>
+    <w:p>
+      <w:pPr>
+        <w:pStyle w:val="CMD"/>
+        <w:rPr>
+          <w:b/>
           <w:lang w:val="en-US"/>
         </w:rPr>
       </w:pPr>
@@ -5388,6 +6459,7 @@
         <w:t>R3(config-</w:t>
       </w:r>
       <w:proofErr w:type="spellStart"/>
+      <w:proofErr w:type="gramStart"/>
       <w:r>
         <w:rPr>
           <w:lang w:val="en-US"/>
@@ -5399,81 +6471,53 @@
         <w:rPr>
           <w:lang w:val="en-US"/>
         </w:rPr>
-        <w:t xml:space="preserve">)# </w:t>
-      </w:r>
-      <w:r>
-        <w:rPr>
-          <w:b/>
-          <w:lang w:val="en-US"/>
-        </w:rPr>
-        <w:t>authentication pre-share</w:t>
+        <w:t>)#</w:t>
+      </w:r>
+      <w:proofErr w:type="gramEnd"/>
+      <w:r>
+        <w:rPr>
+          <w:lang w:val="en-US"/>
+        </w:rPr>
+        <w:t xml:space="preserve"> </w:t>
+      </w:r>
+      <w:r>
+        <w:rPr>
+          <w:b/>
+          <w:lang w:val="en-US"/>
+        </w:rPr>
+        <w:t>group 5</w:t>
       </w:r>
     </w:p>
     <w:p>
       <w:pPr>
         <w:pStyle w:val="CMD"/>
         <w:rPr>
-          <w:b/>
-          <w:lang w:val="en-US"/>
-        </w:rPr>
-      </w:pPr>
-      <w:r>
-        <w:rPr>
-          <w:lang w:val="en-US"/>
-        </w:rPr>
-        <w:t>R3(config-</w:t>
-      </w:r>
-      <w:proofErr w:type="spellStart"/>
-      <w:r>
-        <w:rPr>
-          <w:lang w:val="en-US"/>
-        </w:rPr>
-        <w:t>isakmp</w:t>
-      </w:r>
-      <w:proofErr w:type="spellEnd"/>
-      <w:r>
-        <w:rPr>
-          <w:lang w:val="en-US"/>
-        </w:rPr>
-        <w:t xml:space="preserve">)# </w:t>
-      </w:r>
-      <w:r>
-        <w:rPr>
-          <w:b/>
-          <w:lang w:val="en-US"/>
-        </w:rPr>
-        <w:t>group 5</w:t>
+          <w:noProof/>
+          <w:lang w:val="en-US"/>
+        </w:rPr>
+      </w:pPr>
+      <w:r>
+        <w:rPr>
+          <w:noProof/>
+          <w:lang w:val="en-US"/>
+        </w:rPr>
+        <w:t xml:space="preserve">R3(config-isakmp)# </w:t>
+      </w:r>
+      <w:r>
+        <w:rPr>
+          <w:b/>
+          <w:noProof/>
+          <w:lang w:val="en-US"/>
+        </w:rPr>
+        <w:t>exit</w:t>
       </w:r>
     </w:p>
     <w:p>
       <w:pPr>
         <w:pStyle w:val="CMD"/>
         <w:rPr>
-          <w:noProof/>
-          <w:lang w:val="en-US"/>
-        </w:rPr>
-      </w:pPr>
-      <w:r>
-        <w:rPr>
-          <w:noProof/>
-          <w:lang w:val="en-US"/>
-        </w:rPr>
-        <w:t xml:space="preserve">R3(config-isakmp)# </w:t>
-      </w:r>
-      <w:r>
-        <w:rPr>
-          <w:b/>
-          <w:noProof/>
-          <w:lang w:val="en-US"/>
-        </w:rPr>
-        <w:t>exit</w:t>
-      </w:r>
-    </w:p>
-    <w:p>
-      <w:pPr>
-        <w:pStyle w:val="CMD"/>
-        <w:rPr>
-          <w:highlight w:val="lightGray"/>
+          <w:b/>
+          <w:noProof/>
           <w:lang w:val="en-US"/>
         </w:rPr>
       </w:pPr>
@@ -5492,10 +6536,66 @@
         </w:rPr>
         <w:t>crypto isakmp key vpnpa55 address 10.1.1.2</w:t>
       </w:r>
-    </w:p>
-    <w:p>
-      <w:pPr>
-        <w:pStyle w:val="Heading3"/>
+      <w:r>
+        <w:rPr>
+          <w:b/>
+          <w:noProof/>
+          <w:lang w:val="en-US"/>
+        </w:rPr>
+        <w:t xml:space="preserve"> </w:t>
+      </w:r>
+    </w:p>
+    <w:p>
+      <w:pPr>
+        <w:pStyle w:val="BodyTextL25"/>
+        <w:ind w:left="0"/>
+        <w:jc w:val="both"/>
+        <w:rPr>
+          <w:rFonts w:eastAsia="Times New Roman"/>
+          <w:b/>
+          <w:bCs/>
+          <w:sz w:val="24"/>
+          <w:szCs w:val="24"/>
+          <w:u w:val="single"/>
+        </w:rPr>
+      </w:pPr>
+      <w:r>
+        <w:rPr>
+          <w:rFonts w:eastAsia="Times New Roman"/>
+          <w:b/>
+          <w:bCs/>
+          <w:sz w:val="24"/>
+          <w:szCs w:val="24"/>
+          <w:u w:val="single"/>
+        </w:rPr>
+        <w:t>Esta es la contraseña compartida</w:t>
+      </w:r>
+      <w:r>
+        <w:rPr>
+          <w:rFonts w:eastAsia="Times New Roman"/>
+          <w:b/>
+          <w:bCs/>
+          <w:sz w:val="24"/>
+          <w:szCs w:val="24"/>
+          <w:u w:val="single"/>
+        </w:rPr>
+        <w:t xml:space="preserve"> </w:t>
+      </w:r>
+      <w:r>
+        <w:rPr>
+          <w:rFonts w:eastAsia="Times New Roman"/>
+          <w:b/>
+          <w:bCs/>
+          <w:sz w:val="24"/>
+          <w:szCs w:val="24"/>
+          <w:u w:val="single"/>
+        </w:rPr>
+        <w:t>"Si alguien te habla desde esta dirección IP y te dice vpnpa55, confía en él, soy yo".</w:t>
+      </w:r>
+    </w:p>
+    <w:p>
+      <w:pPr>
+        <w:pStyle w:val="Ttulo3"/>
         <w:numPr>
           <w:ilvl w:val="0"/>
           <w:numId w:val="0"/>
@@ -5508,6 +6608,7 @@
         <w:rPr>
           <w:noProof/>
         </w:rPr>
+        <w:lastRenderedPageBreak/>
         <w:t xml:space="preserve">Paso 4: </w:t>
       </w:r>
       <w:r>
@@ -5650,6 +6751,103 @@
         <w:t>hmac</w:t>
       </w:r>
       <w:proofErr w:type="spellEnd"/>
+    </w:p>
+    <w:p>
+      <w:pPr>
+        <w:pStyle w:val="CMD"/>
+        <w:rPr>
+          <w:b/>
+          <w:lang w:val="en-US"/>
+        </w:rPr>
+      </w:pPr>
+    </w:p>
+    <w:p>
+      <w:pPr>
+        <w:pStyle w:val="CMD"/>
+        <w:rPr>
+          <w:rFonts w:ascii="Arial" w:hAnsi="Arial" w:cs="Arial"/>
+        </w:rPr>
+      </w:pPr>
+      <w:r>
+        <w:rPr>
+          <w:rFonts w:ascii="Arial" w:eastAsia="Times New Roman" w:hAnsi="Arial" w:cs="Arial"/>
+          <w:b/>
+          <w:bCs/>
+          <w:sz w:val="24"/>
+          <w:szCs w:val="24"/>
+          <w:u w:val="single"/>
+        </w:rPr>
+        <w:t xml:space="preserve">Crear el conjunto de transformación </w:t>
+      </w:r>
+      <w:proofErr w:type="spellStart"/>
+      <w:r>
+        <w:rPr>
+          <w:rFonts w:ascii="Arial" w:eastAsia="Times New Roman" w:hAnsi="Arial" w:cs="Arial"/>
+          <w:b/>
+          <w:bCs/>
+          <w:sz w:val="24"/>
+          <w:szCs w:val="24"/>
+          <w:u w:val="single"/>
+        </w:rPr>
+        <w:t>IPSec</w:t>
+      </w:r>
+      <w:proofErr w:type="spellEnd"/>
+      <w:r>
+        <w:rPr>
+          <w:rFonts w:ascii="Arial" w:eastAsia="Times New Roman" w:hAnsi="Arial" w:cs="Arial"/>
+          <w:b/>
+          <w:bCs/>
+          <w:sz w:val="24"/>
+          <w:szCs w:val="24"/>
+          <w:u w:val="single"/>
+        </w:rPr>
+        <w:t xml:space="preserve"> con el nombre VPN-SET para usar el cifrado de transformación </w:t>
+      </w:r>
+      <w:proofErr w:type="spellStart"/>
+      <w:r>
+        <w:rPr>
+          <w:rFonts w:ascii="Arial" w:eastAsia="Times New Roman" w:hAnsi="Arial" w:cs="Arial"/>
+          <w:b/>
+          <w:bCs/>
+          <w:sz w:val="24"/>
+          <w:szCs w:val="24"/>
+          <w:u w:val="single"/>
+        </w:rPr>
+        <w:t>esp</w:t>
+      </w:r>
+      <w:proofErr w:type="spellEnd"/>
+      <w:r>
+        <w:rPr>
+          <w:rFonts w:ascii="Arial" w:eastAsia="Times New Roman" w:hAnsi="Arial" w:cs="Arial"/>
+          <w:b/>
+          <w:bCs/>
+          <w:sz w:val="24"/>
+          <w:szCs w:val="24"/>
+          <w:u w:val="single"/>
+        </w:rPr>
+        <w:t xml:space="preserve">-aes y la autenticación de transformación </w:t>
+      </w:r>
+      <w:proofErr w:type="spellStart"/>
+      <w:r>
+        <w:rPr>
+          <w:rFonts w:ascii="Arial" w:eastAsia="Times New Roman" w:hAnsi="Arial" w:cs="Arial"/>
+          <w:b/>
+          <w:bCs/>
+          <w:sz w:val="24"/>
+          <w:szCs w:val="24"/>
+          <w:u w:val="single"/>
+        </w:rPr>
+        <w:t>esp-sha-hmac</w:t>
+      </w:r>
+      <w:proofErr w:type="spellEnd"/>
+    </w:p>
+    <w:p>
+      <w:pPr>
+        <w:pStyle w:val="CMD"/>
+        <w:rPr>
+          <w:b/>
+        </w:rPr>
+      </w:pPr>
     </w:p>
     <w:p>
       <w:pPr>
@@ -5703,25 +6901,63 @@
         <w:pStyle w:val="CMD"/>
         <w:rPr>
           <w:noProof/>
-          <w:lang w:val="en-US"/>
-        </w:rPr>
-      </w:pPr>
-      <w:r>
-        <w:rPr>
-          <w:noProof/>
-          <w:lang w:val="en-US"/>
-        </w:rPr>
-        <w:lastRenderedPageBreak/>
+        </w:rPr>
+      </w:pPr>
+      <w:r>
+        <w:rPr>
+          <w:noProof/>
+        </w:rPr>
         <w:t xml:space="preserve">R3(config)# </w:t>
       </w:r>
       <w:r>
         <w:rPr>
           <w:b/>
           <w:noProof/>
-          <w:lang w:val="en-US"/>
         </w:rPr>
         <w:t>crypto map VPN-MAP 10 ipsec-isakmp</w:t>
       </w:r>
+      <w:r>
+        <w:rPr>
+          <w:b/>
+          <w:noProof/>
+        </w:rPr>
+        <w:t xml:space="preserve"> </w:t>
+      </w:r>
+      <w:r>
+        <w:rPr>
+          <w:rFonts w:ascii="Arial" w:eastAsia="Times New Roman" w:hAnsi="Arial" w:cs="Arial"/>
+          <w:b/>
+          <w:bCs/>
+          <w:sz w:val="24"/>
+          <w:szCs w:val="24"/>
+          <w:u w:val="single"/>
+        </w:rPr>
+        <w:t xml:space="preserve">Política criptográfica </w:t>
+      </w:r>
+      <w:proofErr w:type="spellStart"/>
+      <w:r>
+        <w:rPr>
+          <w:rFonts w:ascii="Arial" w:eastAsia="Times New Roman" w:hAnsi="Arial" w:cs="Arial"/>
+          <w:b/>
+          <w:bCs/>
+          <w:sz w:val="24"/>
+          <w:szCs w:val="24"/>
+          <w:u w:val="single"/>
+        </w:rPr>
+        <w:t>isakmp</w:t>
+      </w:r>
+      <w:proofErr w:type="spellEnd"/>
+      <w:r>
+        <w:rPr>
+          <w:rFonts w:ascii="Arial" w:eastAsia="Times New Roman" w:hAnsi="Arial" w:cs="Arial"/>
+          <w:b/>
+          <w:bCs/>
+          <w:sz w:val="24"/>
+          <w:szCs w:val="24"/>
+          <w:u w:val="single"/>
+        </w:rPr>
+        <w:t xml:space="preserve"> y IPsec</w:t>
+      </w:r>
     </w:p>
     <w:p>
       <w:pPr>
@@ -5753,13 +6989,11 @@
         <w:rPr>
           <w:b/>
           <w:noProof/>
-          <w:lang w:val="en-US"/>
-        </w:rPr>
-      </w:pPr>
-      <w:r>
-        <w:rPr>
-          <w:noProof/>
-          <w:lang w:val="en-US"/>
+        </w:rPr>
+      </w:pPr>
+      <w:r>
+        <w:rPr>
+          <w:noProof/>
         </w:rPr>
         <w:t xml:space="preserve">R3(config-crypto-map)# </w:t>
       </w:r>
@@ -5767,23 +7001,49 @@
         <w:rPr>
           <w:b/>
           <w:noProof/>
-          <w:lang w:val="en-US"/>
         </w:rPr>
         <w:t>set peer 10.1.1.2</w:t>
       </w:r>
+      <w:r>
+        <w:rPr>
+          <w:b/>
+          <w:noProof/>
+        </w:rPr>
+        <w:t xml:space="preserve"> </w:t>
+      </w:r>
+      <w:r>
+        <w:rPr>
+          <w:rFonts w:ascii="Arial" w:eastAsia="Times New Roman" w:hAnsi="Arial" w:cs="Arial"/>
+          <w:b/>
+          <w:bCs/>
+          <w:sz w:val="24"/>
+          <w:szCs w:val="24"/>
+          <w:u w:val="single"/>
+        </w:rPr>
+        <w:t>¿A</w:t>
+      </w:r>
+      <w:r>
+        <w:rPr>
+          <w:rFonts w:ascii="Arial" w:eastAsia="Times New Roman" w:hAnsi="Arial" w:cs="Arial"/>
+          <w:b/>
+          <w:bCs/>
+          <w:sz w:val="24"/>
+          <w:szCs w:val="24"/>
+          <w:u w:val="single"/>
+        </w:rPr>
+        <w:t xml:space="preserve"> quién le mando esto?". Indica la dirección del ruteador del otro lado.</w:t>
+      </w:r>
     </w:p>
     <w:p>
       <w:pPr>
         <w:pStyle w:val="CMD"/>
         <w:rPr>
           <w:noProof/>
-          <w:lang w:val="en-US"/>
-        </w:rPr>
-      </w:pPr>
-      <w:r>
-        <w:rPr>
-          <w:noProof/>
-          <w:lang w:val="en-US"/>
+        </w:rPr>
+      </w:pPr>
+      <w:r>
+        <w:rPr>
+          <w:noProof/>
         </w:rPr>
         <w:t xml:space="preserve">R3(config-crypto-map)# </w:t>
       </w:r>
@@ -5791,10 +7051,60 @@
         <w:rPr>
           <w:b/>
           <w:noProof/>
-          <w:lang w:val="en-US"/>
         </w:rPr>
         <w:t>set transform-set VPN-SET</w:t>
       </w:r>
+      <w:r>
+        <w:rPr>
+          <w:b/>
+          <w:noProof/>
+        </w:rPr>
+        <w:t xml:space="preserve"> </w:t>
+      </w:r>
+      <w:r>
+        <w:rPr>
+          <w:rFonts w:ascii="Arial" w:eastAsia="Times New Roman" w:hAnsi="Arial" w:cs="Arial"/>
+          <w:b/>
+          <w:bCs/>
+          <w:sz w:val="24"/>
+          <w:szCs w:val="24"/>
+          <w:u w:val="single"/>
+        </w:rPr>
+        <w:t>C</w:t>
+      </w:r>
+      <w:r>
+        <w:rPr>
+          <w:rFonts w:ascii="Arial" w:eastAsia="Times New Roman" w:hAnsi="Arial" w:cs="Arial"/>
+          <w:b/>
+          <w:bCs/>
+          <w:sz w:val="24"/>
+          <w:szCs w:val="24"/>
+          <w:u w:val="single"/>
+        </w:rPr>
+        <w:t>onjunto de transformaci</w:t>
+      </w:r>
+      <w:r>
+        <w:rPr>
+          <w:rFonts w:ascii="Arial" w:eastAsia="Times New Roman" w:hAnsi="Arial" w:cs="Arial"/>
+          <w:b/>
+          <w:bCs/>
+          <w:sz w:val="24"/>
+          <w:szCs w:val="24"/>
+          <w:u w:val="single"/>
+        </w:rPr>
+        <w:t xml:space="preserve">ón / </w:t>
+      </w:r>
+      <w:r>
+        <w:rPr>
+          <w:rFonts w:ascii="Arial" w:eastAsia="Times New Roman" w:hAnsi="Arial" w:cs="Arial"/>
+          <w:b/>
+          <w:bCs/>
+          <w:sz w:val="24"/>
+          <w:szCs w:val="24"/>
+          <w:u w:val="single"/>
+        </w:rPr>
+        <w:t>"¿Cómo lo empaco?". Usa el kit de empaque que definimos antes.</w:t>
+      </w:r>
     </w:p>
     <w:p>
       <w:pPr>
@@ -5802,7 +7112,6 @@
         <w:rPr>
           <w:b/>
           <w:noProof/>
-          <w:lang w:val="en-US"/>
         </w:rPr>
       </w:pPr>
       <w:r>
@@ -5818,7 +7127,112 @@
           <w:noProof/>
           <w:lang w:val="en-US"/>
         </w:rPr>
-        <w:t>match address 110</w:t>
+        <w:t xml:space="preserve">match address </w:t>
+      </w:r>
+      <w:proofErr w:type="gramStart"/>
+      <w:r>
+        <w:rPr>
+          <w:b/>
+          <w:noProof/>
+          <w:lang w:val="en-US"/>
+        </w:rPr>
+        <w:t>110</w:t>
+      </w:r>
+      <w:r>
+        <w:rPr>
+          <w:b/>
+          <w:noProof/>
+          <w:lang w:val="en-US"/>
+        </w:rPr>
+        <w:t xml:space="preserve"> </w:t>
+      </w:r>
+      <w:r>
+        <w:rPr>
+          <w:rFonts w:ascii="Arial" w:eastAsia="Times New Roman" w:hAnsi="Arial" w:cs="Arial"/>
+          <w:b/>
+          <w:bCs/>
+          <w:sz w:val="24"/>
+          <w:szCs w:val="24"/>
+          <w:u w:val="single"/>
+          <w:lang w:val="en-US"/>
+        </w:rPr>
+        <w:t>"¿</w:t>
+      </w:r>
+      <w:proofErr w:type="gramEnd"/>
+      <w:r>
+        <w:rPr>
+          <w:rFonts w:ascii="Arial" w:eastAsia="Times New Roman" w:hAnsi="Arial" w:cs="Arial"/>
+          <w:b/>
+          <w:bCs/>
+          <w:sz w:val="24"/>
+          <w:szCs w:val="24"/>
+          <w:u w:val="single"/>
+          <w:lang w:val="en-US"/>
+        </w:rPr>
+        <w:t xml:space="preserve">A </w:t>
+      </w:r>
+      <w:proofErr w:type="spellStart"/>
+      <w:r>
+        <w:rPr>
+          <w:rFonts w:ascii="Arial" w:eastAsia="Times New Roman" w:hAnsi="Arial" w:cs="Arial"/>
+          <w:b/>
+          <w:bCs/>
+          <w:sz w:val="24"/>
+          <w:szCs w:val="24"/>
+          <w:u w:val="single"/>
+          <w:lang w:val="en-US"/>
+        </w:rPr>
+        <w:t>quiénes</w:t>
+      </w:r>
+      <w:proofErr w:type="spellEnd"/>
+      <w:r>
+        <w:rPr>
+          <w:rFonts w:ascii="Arial" w:eastAsia="Times New Roman" w:hAnsi="Arial" w:cs="Arial"/>
+          <w:b/>
+          <w:bCs/>
+          <w:sz w:val="24"/>
+          <w:szCs w:val="24"/>
+          <w:u w:val="single"/>
+          <w:lang w:val="en-US"/>
+        </w:rPr>
+        <w:t xml:space="preserve"> </w:t>
+      </w:r>
+      <w:proofErr w:type="spellStart"/>
+      <w:r>
+        <w:rPr>
+          <w:rFonts w:ascii="Arial" w:eastAsia="Times New Roman" w:hAnsi="Arial" w:cs="Arial"/>
+          <w:b/>
+          <w:bCs/>
+          <w:sz w:val="24"/>
+          <w:szCs w:val="24"/>
+          <w:u w:val="single"/>
+          <w:lang w:val="en-US"/>
+        </w:rPr>
+        <w:t>protejo</w:t>
+      </w:r>
+      <w:proofErr w:type="spellEnd"/>
+      <w:r>
+        <w:rPr>
+          <w:rFonts w:ascii="Arial" w:eastAsia="Times New Roman" w:hAnsi="Arial" w:cs="Arial"/>
+          <w:b/>
+          <w:bCs/>
+          <w:sz w:val="24"/>
+          <w:szCs w:val="24"/>
+          <w:u w:val="single"/>
+          <w:lang w:val="en-US"/>
+        </w:rPr>
+        <w:t xml:space="preserve">?". </w:t>
+      </w:r>
+      <w:r>
+        <w:rPr>
+          <w:rFonts w:ascii="Arial" w:eastAsia="Times New Roman" w:hAnsi="Arial" w:cs="Arial"/>
+          <w:b/>
+          <w:bCs/>
+          <w:sz w:val="24"/>
+          <w:szCs w:val="24"/>
+          <w:u w:val="single"/>
+        </w:rPr>
+        <w:t>Solo a los que están en la lista de invitados (tráfico interesante).</w:t>
       </w:r>
     </w:p>
     <w:p>
@@ -5841,7 +7255,7 @@
     </w:p>
     <w:p>
       <w:pPr>
-        <w:pStyle w:val="Heading3"/>
+        <w:pStyle w:val="Ttulo3"/>
         <w:numPr>
           <w:ilvl w:val="0"/>
           <w:numId w:val="0"/>
@@ -5928,198 +7342,444 @@
     </w:p>
     <w:p>
       <w:pPr>
-        <w:pStyle w:val="Heading2"/>
+        <w:rPr>
+          <w:rFonts w:eastAsia="Times New Roman" w:cs="Arial"/>
+          <w:b/>
+          <w:bCs/>
+          <w:sz w:val="24"/>
+          <w:szCs w:val="24"/>
+          <w:u w:val="single"/>
+        </w:rPr>
+      </w:pPr>
+      <w:r>
+        <w:rPr>
+          <w:rFonts w:eastAsia="Times New Roman" w:cs="Arial"/>
+          <w:b/>
+          <w:bCs/>
+          <w:sz w:val="24"/>
+          <w:szCs w:val="24"/>
+          <w:u w:val="single"/>
+        </w:rPr>
+        <w:t xml:space="preserve">"Toda la información que salga por esta </w:t>
+      </w:r>
+      <w:proofErr w:type="gramStart"/>
+      <w:r>
+        <w:rPr>
+          <w:rFonts w:eastAsia="Times New Roman" w:cs="Arial"/>
+          <w:b/>
+          <w:bCs/>
+          <w:sz w:val="24"/>
+          <w:szCs w:val="24"/>
+          <w:u w:val="single"/>
+        </w:rPr>
+        <w:t>interface</w:t>
+      </w:r>
+      <w:proofErr w:type="gramEnd"/>
+      <w:r>
+        <w:rPr>
+          <w:rFonts w:eastAsia="Times New Roman" w:cs="Arial"/>
+          <w:b/>
+          <w:bCs/>
+          <w:sz w:val="24"/>
+          <w:szCs w:val="24"/>
+          <w:u w:val="single"/>
+        </w:rPr>
+        <w:t xml:space="preserve"> serial </w:t>
+      </w:r>
+      <w:r>
+        <w:rPr>
+          <w:rFonts w:eastAsia="Times New Roman" w:cs="Arial"/>
+          <w:b/>
+          <w:bCs/>
+          <w:sz w:val="24"/>
+          <w:szCs w:val="24"/>
+          <w:u w:val="single"/>
+        </w:rPr>
+        <w:t>debe ser revisada por el Mapa Criptográfico. Si coincide con las reglas, cífra</w:t>
+      </w:r>
+      <w:r>
+        <w:rPr>
+          <w:rFonts w:eastAsia="Times New Roman" w:cs="Arial"/>
+          <w:b/>
+          <w:bCs/>
+          <w:sz w:val="24"/>
+          <w:szCs w:val="24"/>
+          <w:u w:val="single"/>
+        </w:rPr>
+        <w:t>lo</w:t>
+      </w:r>
+      <w:r>
+        <w:rPr>
+          <w:rFonts w:eastAsia="Times New Roman" w:cs="Arial"/>
+          <w:b/>
+          <w:bCs/>
+          <w:sz w:val="24"/>
+          <w:szCs w:val="24"/>
+          <w:u w:val="single"/>
+        </w:rPr>
+        <w:t xml:space="preserve"> antes de que salga a la calle (internet)".</w:t>
+      </w:r>
+    </w:p>
+    <w:p>
+      <w:pPr>
+        <w:pStyle w:val="BodyTextL25"/>
+      </w:pPr>
+    </w:p>
+    <w:p>
+      <w:pPr>
+        <w:pStyle w:val="Ttulo2"/>
         <w:numPr>
           <w:ilvl w:val="0"/>
           <w:numId w:val="0"/>
         </w:numPr>
-        <w:rPr>
-          <w:lang w:val="en-US"/>
-        </w:rPr>
-      </w:pPr>
-    </w:p>
-    <w:p>
-      <w:pPr>
-        <w:pStyle w:val="BodyTextL25"/>
-        <w:rPr>
-          <w:lang w:val="en-US"/>
-        </w:rPr>
-      </w:pPr>
-    </w:p>
-    <w:p>
-      <w:pPr>
-        <w:pStyle w:val="BodyTextL25"/>
-        <w:rPr>
-          <w:lang w:val="en-US"/>
-        </w:rPr>
-      </w:pPr>
-    </w:p>
-    <w:p>
-      <w:pPr>
-        <w:pStyle w:val="BodyTextL25"/>
-        <w:rPr>
-          <w:lang w:val="en-US"/>
-        </w:rPr>
-      </w:pPr>
-    </w:p>
-    <w:p>
-      <w:pPr>
-        <w:pStyle w:val="BodyTextL25"/>
-        <w:rPr>
-          <w:lang w:val="en-US"/>
-        </w:rPr>
-      </w:pPr>
-    </w:p>
-    <w:p>
-      <w:pPr>
-        <w:pStyle w:val="Heading2"/>
+      </w:pPr>
+      <w:r>
+        <w:t xml:space="preserve">Parte 3: </w:t>
+      </w:r>
+      <w:r>
+        <w:t>Verif</w:t>
+      </w:r>
+      <w:r>
+        <w:t>ique la VPN IPsec</w:t>
+      </w:r>
+    </w:p>
+    <w:p>
+      <w:pPr>
+        <w:pStyle w:val="Ttulo3"/>
         <w:numPr>
           <w:ilvl w:val="0"/>
           <w:numId w:val="0"/>
         </w:numPr>
-      </w:pPr>
-      <w:r>
-        <w:t xml:space="preserve">Parte 3: </w:t>
-      </w:r>
-      <w:r>
-        <w:t>Verif</w:t>
-      </w:r>
-      <w:r>
-        <w:t>ique la VPN IPsec</w:t>
-      </w:r>
-    </w:p>
-    <w:p>
-      <w:pPr>
-        <w:pStyle w:val="Heading3"/>
+        <w:rPr>
+          <w:noProof/>
+        </w:rPr>
+      </w:pPr>
+      <w:r>
+        <w:rPr>
+          <w:noProof/>
+        </w:rPr>
+        <w:t>Paso 1: Verifique el túnel antes del tráfico interesante</w:t>
+      </w:r>
+    </w:p>
+    <w:p>
+      <w:pPr>
+        <w:pStyle w:val="BodyTextL25"/>
+        <w:jc w:val="both"/>
+        <w:rPr>
+          <w:noProof/>
+        </w:rPr>
+      </w:pPr>
+      <w:r>
+        <w:rPr>
+          <w:noProof/>
+        </w:rPr>
+        <w:t xml:space="preserve">Emita el comando </w:t>
+      </w:r>
+      <w:r>
+        <w:rPr>
+          <w:b/>
+          <w:bCs/>
+          <w:noProof/>
+        </w:rPr>
+        <w:t>show crypto ipsec sa</w:t>
+      </w:r>
+      <w:r>
+        <w:rPr>
+          <w:noProof/>
+        </w:rPr>
+        <w:t xml:space="preserve"> en </w:t>
+      </w:r>
+      <w:r>
+        <w:rPr>
+          <w:b/>
+          <w:bCs/>
+          <w:noProof/>
+        </w:rPr>
+        <w:t>R1</w:t>
+      </w:r>
+      <w:r>
+        <w:rPr>
+          <w:noProof/>
+        </w:rPr>
+        <w:t>. Tenga en cuenta que la cantidad de paquetes encapsulados, encriptados, desencapsulados y desencriptados se establece en 0.</w:t>
+      </w:r>
+    </w:p>
+    <w:p>
+      <w:pPr>
+        <w:pStyle w:val="BodyTextL25"/>
+        <w:jc w:val="both"/>
+        <w:rPr>
+          <w:b/>
+          <w:bCs/>
+          <w:noProof/>
+          <w:sz w:val="24"/>
+          <w:szCs w:val="24"/>
+          <w:u w:val="single"/>
+        </w:rPr>
+      </w:pPr>
+      <w:r>
+        <w:rPr>
+          <w:b/>
+          <w:bCs/>
+          <w:noProof/>
+          <w:sz w:val="24"/>
+          <w:szCs w:val="24"/>
+          <w:u w:val="single"/>
+        </w:rPr>
+        <w:t>sa (Security asociation)</w:t>
+      </w:r>
+    </w:p>
+    <w:p>
+      <w:pPr>
+        <w:pStyle w:val="BodyTextL25"/>
+        <w:jc w:val="both"/>
+        <w:rPr>
+          <w:b/>
+          <w:bCs/>
+          <w:noProof/>
+          <w:sz w:val="24"/>
+          <w:szCs w:val="24"/>
+          <w:u w:val="single"/>
+        </w:rPr>
+      </w:pPr>
+      <w:r>
+        <w:rPr>
+          <w:b/>
+          <w:bCs/>
+          <w:noProof/>
+          <w:sz w:val="24"/>
+          <w:szCs w:val="24"/>
+          <w:u w:val="single"/>
+        </w:rPr>
+        <w:t>Una SA es una relación entre dos o más entidades que describe cómo las entidades utilizarán los servicios de seguridad para comunicarse de forma segura.</w:t>
+      </w:r>
+    </w:p>
+    <w:p>
+      <w:pPr>
+        <w:pStyle w:val="BodyTextL25"/>
+        <w:jc w:val="both"/>
+        <w:rPr>
+          <w:b/>
+          <w:bCs/>
+          <w:noProof/>
+          <w:sz w:val="24"/>
+          <w:szCs w:val="24"/>
+          <w:u w:val="single"/>
+        </w:rPr>
+      </w:pPr>
+      <w:r>
+        <w:rPr>
+          <w:b/>
+          <w:bCs/>
+          <w:noProof/>
+          <w:sz w:val="24"/>
+          <w:szCs w:val="24"/>
+          <w:u w:val="single"/>
+        </w:rPr>
+        <w:t>Cuando haces un ping y ves que hay una SA, significa que el túnel está encendido y los dos ruteadores están trabajando juntos.</w:t>
+      </w:r>
+    </w:p>
+    <w:p>
+      <w:pPr>
+        <w:pStyle w:val="Ttulo3"/>
         <w:numPr>
           <w:ilvl w:val="0"/>
           <w:numId w:val="0"/>
         </w:numPr>
-        <w:rPr>
-          <w:noProof/>
-        </w:rPr>
-      </w:pPr>
-      <w:r>
-        <w:rPr>
-          <w:noProof/>
-        </w:rPr>
-        <w:t>Paso 1: Verifique el túnel antes del tráfico interesante</w:t>
+      </w:pPr>
+      <w:r>
+        <w:t>Paso 2: Crea tráfico interesante</w:t>
       </w:r>
     </w:p>
     <w:p>
       <w:pPr>
         <w:pStyle w:val="BodyTextL25"/>
-        <w:jc w:val="both"/>
-      </w:pPr>
-      <w:r>
-        <w:rPr>
-          <w:noProof/>
-        </w:rPr>
-        <w:t xml:space="preserve">Emita el comando </w:t>
-      </w:r>
-      <w:r>
-        <w:rPr>
-          <w:b/>
-          <w:bCs/>
-          <w:noProof/>
-        </w:rPr>
-        <w:t>show crypto ipsec sa</w:t>
-      </w:r>
-      <w:r>
-        <w:rPr>
-          <w:noProof/>
-        </w:rPr>
-        <w:t xml:space="preserve"> en </w:t>
-      </w:r>
-      <w:r>
-        <w:rPr>
-          <w:b/>
-          <w:bCs/>
-          <w:noProof/>
-        </w:rPr>
-        <w:t>R1</w:t>
-      </w:r>
-      <w:r>
-        <w:rPr>
-          <w:noProof/>
-        </w:rPr>
-        <w:t>. Tenga en cuenta que la cantidad de paquetes encapsulados, encriptados, desencapsulados y desencriptados se establece en 0.</w:t>
-      </w:r>
-    </w:p>
-    <w:p>
-      <w:pPr>
-        <w:pStyle w:val="Heading3"/>
+      </w:pPr>
+      <w:r>
+        <w:t>Haga p</w:t>
+      </w:r>
+      <w:r>
+        <w:t xml:space="preserve">ing </w:t>
+      </w:r>
+      <w:r>
+        <w:t>de</w:t>
+      </w:r>
+      <w:r>
+        <w:t xml:space="preserve"> la</w:t>
+      </w:r>
+      <w:r>
+        <w:t xml:space="preserve"> </w:t>
+      </w:r>
+      <w:r>
+        <w:rPr>
+          <w:b/>
+          <w:bCs/>
+        </w:rPr>
+        <w:t>PC-C</w:t>
+      </w:r>
+      <w:r>
+        <w:t xml:space="preserve"> </w:t>
+      </w:r>
+      <w:r>
+        <w:t xml:space="preserve">a </w:t>
+      </w:r>
+      <w:r>
+        <w:t xml:space="preserve">la </w:t>
+      </w:r>
+      <w:r>
+        <w:rPr>
+          <w:b/>
+          <w:bCs/>
+        </w:rPr>
+        <w:t>PC-A</w:t>
+      </w:r>
+      <w:r>
+        <w:t>.</w:t>
+      </w:r>
+    </w:p>
+    <w:p>
+      <w:pPr>
+        <w:pStyle w:val="Ttulo3"/>
         <w:numPr>
           <w:ilvl w:val="0"/>
           <w:numId w:val="0"/>
         </w:numPr>
-      </w:pPr>
-      <w:r>
-        <w:t>Paso 2: Crea tráfico interesante</w:t>
+        <w:rPr>
+          <w:noProof/>
+        </w:rPr>
+      </w:pPr>
+      <w:r>
+        <w:rPr>
+          <w:noProof/>
+        </w:rPr>
+        <w:t>Paso 3: Verifique el túnel después del tráfico interesante.</w:t>
       </w:r>
     </w:p>
     <w:p>
       <w:pPr>
         <w:pStyle w:val="BodyTextL25"/>
-      </w:pPr>
-      <w:r>
-        <w:t>Haga p</w:t>
-      </w:r>
-      <w:r>
-        <w:t xml:space="preserve">ing </w:t>
-      </w:r>
-      <w:r>
-        <w:t>de</w:t>
-      </w:r>
-      <w:r>
-        <w:t xml:space="preserve"> la</w:t>
-      </w:r>
-      <w:r>
+        <w:jc w:val="both"/>
+      </w:pPr>
+      <w:r>
+        <w:t xml:space="preserve">En el </w:t>
+      </w:r>
+      <w:r>
+        <w:rPr>
+          <w:b/>
+          <w:bCs/>
+        </w:rPr>
+        <w:t>R1</w:t>
+      </w:r>
+      <w:r>
+        <w:t>, vuelva a e</w:t>
+      </w:r>
+      <w:r>
+        <w:t>jecutar</w:t>
+      </w:r>
+      <w:r>
+        <w:t xml:space="preserve"> el comando </w:t>
+      </w:r>
+      <w:proofErr w:type="gramStart"/>
+      <w:r>
+        <w:rPr>
+          <w:b/>
+          <w:bCs/>
+        </w:rPr>
+        <w:t>show</w:t>
+      </w:r>
+      <w:proofErr w:type="gramEnd"/>
+      <w:r>
+        <w:rPr>
+          <w:b/>
+          <w:bCs/>
+        </w:rPr>
         <w:t xml:space="preserve"> </w:t>
       </w:r>
-      <w:r>
-        <w:rPr>
-          <w:b/>
-          <w:bCs/>
-        </w:rPr>
-        <w:t>PC-C</w:t>
-      </w:r>
-      <w:r>
+      <w:proofErr w:type="spellStart"/>
+      <w:r>
+        <w:rPr>
+          <w:b/>
+          <w:bCs/>
+        </w:rPr>
+        <w:t>crypto</w:t>
+      </w:r>
+      <w:proofErr w:type="spellEnd"/>
+      <w:r>
+        <w:rPr>
+          <w:b/>
+          <w:bCs/>
+        </w:rPr>
         <w:t xml:space="preserve"> </w:t>
       </w:r>
-      <w:r>
-        <w:t xml:space="preserve">a </w:t>
-      </w:r>
-      <w:r>
-        <w:t xml:space="preserve">la </w:t>
-      </w:r>
-      <w:r>
-        <w:rPr>
-          <w:b/>
-          <w:bCs/>
-        </w:rPr>
-        <w:t>PC-A</w:t>
-      </w:r>
-      <w:r>
-        <w:t>.</w:t>
-      </w:r>
-    </w:p>
-    <w:p>
-      <w:pPr>
-        <w:pStyle w:val="Heading3"/>
+      <w:proofErr w:type="spellStart"/>
+      <w:r>
+        <w:rPr>
+          <w:b/>
+          <w:bCs/>
+        </w:rPr>
+        <w:t>ipsec</w:t>
+      </w:r>
+      <w:proofErr w:type="spellEnd"/>
+      <w:r>
+        <w:rPr>
+          <w:b/>
+          <w:bCs/>
+        </w:rPr>
+        <w:t xml:space="preserve"> </w:t>
+      </w:r>
+      <w:proofErr w:type="spellStart"/>
+      <w:r>
+        <w:rPr>
+          <w:b/>
+          <w:bCs/>
+        </w:rPr>
+        <w:t>sa</w:t>
+      </w:r>
+      <w:proofErr w:type="spellEnd"/>
+      <w:r>
+        <w:t>. Observe que la cantidad de paquetes es mayor que 0, lo que indica que el túnel VPN IPsec está funcionando.</w:t>
+      </w:r>
+    </w:p>
+    <w:p>
+      <w:pPr>
+        <w:spacing w:before="0" w:after="160" w:line="259" w:lineRule="auto"/>
+        <w:rPr>
+          <w:b/>
+          <w:bCs/>
+          <w:noProof/>
+          <w:sz w:val="24"/>
+          <w:szCs w:val="24"/>
+          <w:u w:val="single"/>
+        </w:rPr>
+      </w:pPr>
+      <w:r>
+        <w:rPr>
+          <w:b/>
+          <w:bCs/>
+          <w:noProof/>
+          <w:sz w:val="24"/>
+          <w:szCs w:val="24"/>
+          <w:u w:val="single"/>
+        </w:rPr>
+        <w:t>Es el conteo de paquetes que entraron y salieron del túnel. Si el número sube, ¡tu VPN está viva!</w:t>
+      </w:r>
+    </w:p>
+    <w:p>
+      <w:pPr>
+        <w:pStyle w:val="BodyTextL25"/>
+        <w:jc w:val="both"/>
+      </w:pPr>
+    </w:p>
+    <w:p>
+      <w:pPr>
+        <w:pStyle w:val="Ttulo3"/>
         <w:numPr>
           <w:ilvl w:val="0"/>
           <w:numId w:val="0"/>
         </w:numPr>
-        <w:rPr>
-          <w:noProof/>
-        </w:rPr>
-      </w:pPr>
-      <w:r>
-        <w:rPr>
-          <w:noProof/>
-        </w:rPr>
-        <w:t>Paso 3: Verifique el túnel después del tráfico interesante.</w:t>
+      </w:pPr>
+      <w:r>
+        <w:t>Paso 4: Crea tráfico no interesante</w:t>
       </w:r>
     </w:p>
     <w:p>
@@ -6128,132 +7788,44 @@
         <w:jc w:val="both"/>
       </w:pPr>
       <w:r>
-        <w:t xml:space="preserve">En el </w:t>
-      </w:r>
-      <w:r>
-        <w:rPr>
-          <w:b/>
-          <w:bCs/>
-        </w:rPr>
-        <w:t>R1</w:t>
-      </w:r>
-      <w:r>
-        <w:t>, vuelva a e</w:t>
-      </w:r>
-      <w:r>
-        <w:t>jecutar</w:t>
-      </w:r>
-      <w:r>
-        <w:t xml:space="preserve"> el comando </w:t>
-      </w:r>
-      <w:r>
-        <w:rPr>
-          <w:b/>
-          <w:bCs/>
-        </w:rPr>
-        <w:t xml:space="preserve">show </w:t>
-      </w:r>
-      <w:proofErr w:type="spellStart"/>
-      <w:r>
-        <w:rPr>
-          <w:b/>
-          <w:bCs/>
-        </w:rPr>
-        <w:t>crypto</w:t>
-      </w:r>
-      <w:proofErr w:type="spellEnd"/>
-      <w:r>
-        <w:rPr>
-          <w:b/>
-          <w:bCs/>
-        </w:rPr>
-        <w:t xml:space="preserve"> </w:t>
-      </w:r>
-      <w:proofErr w:type="spellStart"/>
-      <w:r>
-        <w:rPr>
-          <w:b/>
-          <w:bCs/>
-        </w:rPr>
-        <w:t>ipsec</w:t>
-      </w:r>
-      <w:proofErr w:type="spellEnd"/>
-      <w:r>
-        <w:rPr>
-          <w:b/>
-          <w:bCs/>
-        </w:rPr>
-        <w:t xml:space="preserve"> </w:t>
-      </w:r>
-      <w:proofErr w:type="spellStart"/>
-      <w:r>
-        <w:rPr>
-          <w:b/>
-          <w:bCs/>
-        </w:rPr>
-        <w:t>sa</w:t>
-      </w:r>
-      <w:proofErr w:type="spellEnd"/>
-      <w:r>
-        <w:t>. Observe que la cantidad de paquetes es mayor que 0, lo que indica que el túnel VPN IPsec está funcionando.</w:t>
-      </w:r>
-    </w:p>
-    <w:p>
-      <w:pPr>
-        <w:pStyle w:val="Heading3"/>
+        <w:t xml:space="preserve">Haga ping a la </w:t>
+      </w:r>
+      <w:r>
+        <w:rPr>
+          <w:b/>
+          <w:bCs/>
+        </w:rPr>
+        <w:t>PC-B</w:t>
+      </w:r>
+      <w:r>
+        <w:t xml:space="preserve"> desde la </w:t>
+      </w:r>
+      <w:r>
+        <w:rPr>
+          <w:b/>
+          <w:bCs/>
+        </w:rPr>
+        <w:t>PC-A</w:t>
+      </w:r>
+      <w:r>
+        <w:t xml:space="preserve">. Nota: Emitir un ping desde el </w:t>
+      </w:r>
+      <w:r>
+        <w:t>ruteador</w:t>
+      </w:r>
+      <w:r>
+        <w:t xml:space="preserve"> R1 a la PC-C o R3 a la PC-A no es tráfico interesante</w:t>
+      </w:r>
+    </w:p>
+    <w:p>
+      <w:pPr>
+        <w:pStyle w:val="Ttulo3"/>
         <w:numPr>
           <w:ilvl w:val="0"/>
           <w:numId w:val="0"/>
         </w:numPr>
       </w:pPr>
       <w:r>
-        <w:t>Paso 4: Crea tráfico no interesante</w:t>
-      </w:r>
-    </w:p>
-    <w:p>
-      <w:pPr>
-        <w:pStyle w:val="BodyTextL25"/>
-        <w:jc w:val="both"/>
-      </w:pPr>
-      <w:r>
-        <w:t xml:space="preserve">Haga ping a la </w:t>
-      </w:r>
-      <w:r>
-        <w:rPr>
-          <w:b/>
-          <w:bCs/>
-        </w:rPr>
-        <w:t>PC-B</w:t>
-      </w:r>
-      <w:r>
-        <w:t xml:space="preserve"> desde la </w:t>
-      </w:r>
-      <w:r>
-        <w:rPr>
-          <w:b/>
-          <w:bCs/>
-        </w:rPr>
-        <w:t>PC-A</w:t>
-      </w:r>
-      <w:r>
-        <w:t xml:space="preserve">. Nota: Emitir un ping desde el </w:t>
-      </w:r>
-      <w:r>
-        <w:t>ruteador</w:t>
-      </w:r>
-      <w:r>
-        <w:t xml:space="preserve"> R1 a la PC-C o R3 a la PC-A no es tráfico interesante</w:t>
-      </w:r>
-    </w:p>
-    <w:p>
-      <w:pPr>
-        <w:pStyle w:val="Heading3"/>
-        <w:numPr>
-          <w:ilvl w:val="0"/>
-          <w:numId w:val="0"/>
-        </w:numPr>
-      </w:pPr>
-      <w:r>
         <w:t>Paso 5: Verifique el túnel</w:t>
       </w:r>
     </w:p>
@@ -6330,7 +7902,7 @@
     <w:p/>
     <w:sectPr>
       <w:pgSz w:w="12240" w:h="15840"/>
-      <w:pgMar w:top="426" w:right="1080" w:bottom="851" w:left="1080" w:header="708" w:footer="708" w:gutter="0"/>
+      <w:pgMar w:top="720" w:right="720" w:bottom="720" w:left="720" w:header="708" w:footer="708" w:gutter="0"/>
       <w:cols w:space="708"/>
       <w:docGrid w:linePitch="360"/>
     </w:sectPr>
@@ -6341,6 +7913,155 @@
 <file path=word/numbering.xml><?xml version="1.0" encoding="utf-8"?>
 <w:numbering xmlns:wpc="http://schemas.microsoft.com/office/word/2010/wordprocessingCanvas" xmlns:cx="http://schemas.microsoft.com/office/drawing/2014/chartex" xmlns:cx1="http://schemas.microsoft.com/office/drawing/2015/9/8/chartex" xmlns:cx2="http://schemas.microsoft.com/office/drawing/2015/10/21/chartex" xmlns:cx3="http://schemas.microsoft.com/office/drawing/2016/5/9/chartex" xmlns:cx4="http://schemas.microsoft.com/office/drawing/2016/5/10/chartex" xmlns:cx5="http://schemas.microsoft.com/office/drawing/2016/5/11/chartex" xmlns:cx6="http://schemas.microsoft.com/office/drawing/2016/5/12/chartex" xmlns:cx7="http://schemas.microsoft.com/office/drawing/2016/5/13/chartex" xmlns:cx8="http://schemas.microsoft.com/office/drawing/2016/5/14/chartex" xmlns:mc="http://schemas.openxmlformats.org/markup-compatibility/2006" xmlns:aink="http://schemas.microsoft.com/office/drawing/2016/ink" xmlns:am3d="http://schemas.microsoft.com/office/drawing/2017/model3d" xmlns:o="urn:schemas-microsoft-com:office:office" xmlns:oel="http://schemas.microsoft.com/office/2019/extlst" xmlns:r="http://schemas.openxmlformats.org/officeDocument/2006/relationships" xmlns:m="http://schemas.openxmlformats.org/officeDocument/2006/math" xmlns:v="urn:schemas-microsoft-com:vml" xmlns:wp14="http://schemas.microsoft.com/office/word/2010/wordprocessingDrawing" xmlns:wp="http://schemas.openxmlformats.org/drawingml/2006/wordprocessingDrawing" xmlns:w10="urn:schemas-microsoft-com:office:word" xmlns:w="http://schemas.openxmlformats.org/wordprocessingml/2006/main" xmlns:w14="http://schemas.microsoft.com/office/word/2010/wordml" xmlns:w15="http://schemas.microsoft.com/office/word/2012/wordml" xmlns:w16cex="http://schemas.microsoft.com/office/word/2018/wordml/cex" xmlns:w16cid="http://schemas.microsoft.com/office/word/2016/wordml/cid" xmlns:w16="http://schemas.microsoft.com/office/word/2018/wordml" xmlns:w16du="http://schemas.microsoft.com/office/word/2023/wordml/word16du" xmlns:w16sdtdh="http://schemas.microsoft.com/office/word/2020/wordml/sdtdatahash" xmlns:w16sdtfl="http://schemas.microsoft.com/office/word/2024/wordml/sdtformatlock" xmlns:w16se="http://schemas.microsoft.com/office/word/2015/wordml/symex" xmlns:wpg="http://schemas.microsoft.com/office/word/2010/wordprocessingGroup" xmlns:wpi="http://schemas.microsoft.com/office/word/2010/wordprocessingInk" xmlns:wne="http://schemas.microsoft.com/office/word/2006/wordml" xmlns:wps="http://schemas.microsoft.com/office/word/2010/wordprocessingShape" mc:Ignorable="w14 w15 w16se w16cid w16 w16cex w16sdtdh w16sdtfl w16du wp14">
   <w:abstractNum w:abstractNumId="0" w15:restartNumberingAfterBreak="0">
+    <w:nsid w:val="06732D03"/>
+    <w:multiLevelType w:val="multilevel"/>
+    <w:tmpl w:val="1B6A12DE"/>
+    <w:lvl w:ilvl="0">
+      <w:start w:val="1"/>
+      <w:numFmt w:val="bullet"/>
+      <w:lvlText w:val=""/>
+      <w:lvlJc w:val="left"/>
+      <w:pPr>
+        <w:tabs>
+          <w:tab w:val="num" w:pos="720"/>
+        </w:tabs>
+        <w:ind w:left="720" w:hanging="360"/>
+      </w:pPr>
+      <w:rPr>
+        <w:rFonts w:ascii="Symbol" w:hAnsi="Symbol" w:hint="default"/>
+        <w:sz w:val="20"/>
+      </w:rPr>
+    </w:lvl>
+    <w:lvl w:ilvl="1" w:tentative="1">
+      <w:start w:val="1"/>
+      <w:numFmt w:val="bullet"/>
+      <w:lvlText w:val="o"/>
+      <w:lvlJc w:val="left"/>
+      <w:pPr>
+        <w:tabs>
+          <w:tab w:val="num" w:pos="1440"/>
+        </w:tabs>
+        <w:ind w:left="1440" w:hanging="360"/>
+      </w:pPr>
+      <w:rPr>
+        <w:rFonts w:ascii="Courier New" w:hAnsi="Courier New" w:hint="default"/>
+        <w:sz w:val="20"/>
+      </w:rPr>
+    </w:lvl>
+    <w:lvl w:ilvl="2" w:tentative="1">
+      <w:start w:val="1"/>
+      <w:numFmt w:val="bullet"/>
+      <w:lvlText w:val=""/>
+      <w:lvlJc w:val="left"/>
+      <w:pPr>
+        <w:tabs>
+          <w:tab w:val="num" w:pos="2160"/>
+        </w:tabs>
+        <w:ind w:left="2160" w:hanging="360"/>
+      </w:pPr>
+      <w:rPr>
+        <w:rFonts w:ascii="Wingdings" w:hAnsi="Wingdings" w:hint="default"/>
+        <w:sz w:val="20"/>
+      </w:rPr>
+    </w:lvl>
+    <w:lvl w:ilvl="3" w:tentative="1">
+      <w:start w:val="1"/>
+      <w:numFmt w:val="bullet"/>
+      <w:lvlText w:val=""/>
+      <w:lvlJc w:val="left"/>
+      <w:pPr>
+        <w:tabs>
+          <w:tab w:val="num" w:pos="2880"/>
+        </w:tabs>
+        <w:ind w:left="2880" w:hanging="360"/>
+      </w:pPr>
+      <w:rPr>
+        <w:rFonts w:ascii="Wingdings" w:hAnsi="Wingdings" w:hint="default"/>
+        <w:sz w:val="20"/>
+      </w:rPr>
+    </w:lvl>
+    <w:lvl w:ilvl="4" w:tentative="1">
+      <w:start w:val="1"/>
+      <w:numFmt w:val="bullet"/>
+      <w:lvlText w:val=""/>
+      <w:lvlJc w:val="left"/>
+      <w:pPr>
+        <w:tabs>
+          <w:tab w:val="num" w:pos="3600"/>
+        </w:tabs>
+        <w:ind w:left="3600" w:hanging="360"/>
+      </w:pPr>
+      <w:rPr>
+        <w:rFonts w:ascii="Wingdings" w:hAnsi="Wingdings" w:hint="default"/>
+        <w:sz w:val="20"/>
+      </w:rPr>
+    </w:lvl>
+    <w:lvl w:ilvl="5" w:tentative="1">
+      <w:start w:val="1"/>
+      <w:numFmt w:val="bullet"/>
+      <w:lvlText w:val=""/>
+      <w:lvlJc w:val="left"/>
+      <w:pPr>
+        <w:tabs>
+          <w:tab w:val="num" w:pos="4320"/>
+        </w:tabs>
+        <w:ind w:left="4320" w:hanging="360"/>
+      </w:pPr>
+      <w:rPr>
+        <w:rFonts w:ascii="Wingdings" w:hAnsi="Wingdings" w:hint="default"/>
+        <w:sz w:val="20"/>
+      </w:rPr>
+    </w:lvl>
+    <w:lvl w:ilvl="6" w:tentative="1">
+      <w:start w:val="1"/>
+      <w:numFmt w:val="bullet"/>
+      <w:lvlText w:val=""/>
+      <w:lvlJc w:val="left"/>
+      <w:pPr>
+        <w:tabs>
+          <w:tab w:val="num" w:pos="5040"/>
+        </w:tabs>
+        <w:ind w:left="5040" w:hanging="360"/>
+      </w:pPr>
+      <w:rPr>
+        <w:rFonts w:ascii="Wingdings" w:hAnsi="Wingdings" w:hint="default"/>
+        <w:sz w:val="20"/>
+      </w:rPr>
+    </w:lvl>
+    <w:lvl w:ilvl="7" w:tentative="1">
+      <w:start w:val="1"/>
+      <w:numFmt w:val="bullet"/>
+      <w:lvlText w:val=""/>
+      <w:lvlJc w:val="left"/>
+      <w:pPr>
+        <w:tabs>
+          <w:tab w:val="num" w:pos="5760"/>
+        </w:tabs>
+        <w:ind w:left="5760" w:hanging="360"/>
+      </w:pPr>
+      <w:rPr>
+        <w:rFonts w:ascii="Wingdings" w:hAnsi="Wingdings" w:hint="default"/>
+        <w:sz w:val="20"/>
+      </w:rPr>
+    </w:lvl>
+    <w:lvl w:ilvl="8" w:tentative="1">
+      <w:start w:val="1"/>
+      <w:numFmt w:val="bullet"/>
+      <w:lvlText w:val=""/>
+      <w:lvlJc w:val="left"/>
+      <w:pPr>
+        <w:tabs>
+          <w:tab w:val="num" w:pos="6480"/>
+        </w:tabs>
+        <w:ind w:left="6480" w:hanging="360"/>
+      </w:pPr>
+      <w:rPr>
+        <w:rFonts w:ascii="Wingdings" w:hAnsi="Wingdings" w:hint="default"/>
+        <w:sz w:val="20"/>
+      </w:rPr>
+    </w:lvl>
+  </w:abstractNum>
+  <w:abstractNum w:abstractNumId="1" w15:restartNumberingAfterBreak="0">
     <w:nsid w:val="1217228C"/>
     <w:multiLevelType w:val="multilevel"/>
     <w:tmpl w:val="8F7AA0DE"/>
@@ -6461,7 +8182,156 @@
       </w:rPr>
     </w:lvl>
   </w:abstractNum>
-  <w:abstractNum w:abstractNumId="1" w15:restartNumberingAfterBreak="0">
+  <w:abstractNum w:abstractNumId="2" w15:restartNumberingAfterBreak="0">
+    <w:nsid w:val="13CB7F45"/>
+    <w:multiLevelType w:val="multilevel"/>
+    <w:tmpl w:val="9AAC5E50"/>
+    <w:lvl w:ilvl="0">
+      <w:start w:val="1"/>
+      <w:numFmt w:val="bullet"/>
+      <w:lvlText w:val=""/>
+      <w:lvlJc w:val="left"/>
+      <w:pPr>
+        <w:tabs>
+          <w:tab w:val="num" w:pos="720"/>
+        </w:tabs>
+        <w:ind w:left="720" w:hanging="360"/>
+      </w:pPr>
+      <w:rPr>
+        <w:rFonts w:ascii="Symbol" w:hAnsi="Symbol" w:hint="default"/>
+        <w:sz w:val="20"/>
+      </w:rPr>
+    </w:lvl>
+    <w:lvl w:ilvl="1">
+      <w:start w:val="1"/>
+      <w:numFmt w:val="bullet"/>
+      <w:lvlText w:val="o"/>
+      <w:lvlJc w:val="left"/>
+      <w:pPr>
+        <w:tabs>
+          <w:tab w:val="num" w:pos="1440"/>
+        </w:tabs>
+        <w:ind w:left="1440" w:hanging="360"/>
+      </w:pPr>
+      <w:rPr>
+        <w:rFonts w:ascii="Courier New" w:hAnsi="Courier New" w:hint="default"/>
+        <w:sz w:val="20"/>
+      </w:rPr>
+    </w:lvl>
+    <w:lvl w:ilvl="2" w:tentative="1">
+      <w:start w:val="1"/>
+      <w:numFmt w:val="bullet"/>
+      <w:lvlText w:val=""/>
+      <w:lvlJc w:val="left"/>
+      <w:pPr>
+        <w:tabs>
+          <w:tab w:val="num" w:pos="2160"/>
+        </w:tabs>
+        <w:ind w:left="2160" w:hanging="360"/>
+      </w:pPr>
+      <w:rPr>
+        <w:rFonts w:ascii="Wingdings" w:hAnsi="Wingdings" w:hint="default"/>
+        <w:sz w:val="20"/>
+      </w:rPr>
+    </w:lvl>
+    <w:lvl w:ilvl="3" w:tentative="1">
+      <w:start w:val="1"/>
+      <w:numFmt w:val="bullet"/>
+      <w:lvlText w:val=""/>
+      <w:lvlJc w:val="left"/>
+      <w:pPr>
+        <w:tabs>
+          <w:tab w:val="num" w:pos="2880"/>
+        </w:tabs>
+        <w:ind w:left="2880" w:hanging="360"/>
+      </w:pPr>
+      <w:rPr>
+        <w:rFonts w:ascii="Wingdings" w:hAnsi="Wingdings" w:hint="default"/>
+        <w:sz w:val="20"/>
+      </w:rPr>
+    </w:lvl>
+    <w:lvl w:ilvl="4" w:tentative="1">
+      <w:start w:val="1"/>
+      <w:numFmt w:val="bullet"/>
+      <w:lvlText w:val=""/>
+      <w:lvlJc w:val="left"/>
+      <w:pPr>
+        <w:tabs>
+          <w:tab w:val="num" w:pos="3600"/>
+        </w:tabs>
+        <w:ind w:left="3600" w:hanging="360"/>
+      </w:pPr>
+      <w:rPr>
+        <w:rFonts w:ascii="Wingdings" w:hAnsi="Wingdings" w:hint="default"/>
+        <w:sz w:val="20"/>
+      </w:rPr>
+    </w:lvl>
+    <w:lvl w:ilvl="5" w:tentative="1">
+      <w:start w:val="1"/>
+      <w:numFmt w:val="bullet"/>
+      <w:lvlText w:val=""/>
+      <w:lvlJc w:val="left"/>
+      <w:pPr>
+        <w:tabs>
+          <w:tab w:val="num" w:pos="4320"/>
+        </w:tabs>
+        <w:ind w:left="4320" w:hanging="360"/>
+      </w:pPr>
+      <w:rPr>
+        <w:rFonts w:ascii="Wingdings" w:hAnsi="Wingdings" w:hint="default"/>
+        <w:sz w:val="20"/>
+      </w:rPr>
+    </w:lvl>
+    <w:lvl w:ilvl="6" w:tentative="1">
+      <w:start w:val="1"/>
+      <w:numFmt w:val="bullet"/>
+      <w:lvlText w:val=""/>
+      <w:lvlJc w:val="left"/>
+      <w:pPr>
+        <w:tabs>
+          <w:tab w:val="num" w:pos="5040"/>
+        </w:tabs>
+        <w:ind w:left="5040" w:hanging="360"/>
+      </w:pPr>
+      <w:rPr>
+        <w:rFonts w:ascii="Wingdings" w:hAnsi="Wingdings" w:hint="default"/>
+        <w:sz w:val="20"/>
+      </w:rPr>
+    </w:lvl>
+    <w:lvl w:ilvl="7" w:tentative="1">
+      <w:start w:val="1"/>
+      <w:numFmt w:val="bullet"/>
+      <w:lvlText w:val=""/>
+      <w:lvlJc w:val="left"/>
+      <w:pPr>
+        <w:tabs>
+          <w:tab w:val="num" w:pos="5760"/>
+        </w:tabs>
+        <w:ind w:left="5760" w:hanging="360"/>
+      </w:pPr>
+      <w:rPr>
+        <w:rFonts w:ascii="Wingdings" w:hAnsi="Wingdings" w:hint="default"/>
+        <w:sz w:val="20"/>
+      </w:rPr>
+    </w:lvl>
+    <w:lvl w:ilvl="8" w:tentative="1">
+      <w:start w:val="1"/>
+      <w:numFmt w:val="bullet"/>
+      <w:lvlText w:val=""/>
+      <w:lvlJc w:val="left"/>
+      <w:pPr>
+        <w:tabs>
+          <w:tab w:val="num" w:pos="6480"/>
+        </w:tabs>
+        <w:ind w:left="6480" w:hanging="360"/>
+      </w:pPr>
+      <w:rPr>
+        <w:rFonts w:ascii="Wingdings" w:hAnsi="Wingdings" w:hint="default"/>
+        <w:sz w:val="20"/>
+      </w:rPr>
+    </w:lvl>
+  </w:abstractNum>
+  <w:abstractNum w:abstractNumId="3" w15:restartNumberingAfterBreak="0">
     <w:nsid w:val="1D796360"/>
     <w:multiLevelType w:val="multilevel"/>
     <w:tmpl w:val="45367392"/>
@@ -6584,7 +8454,7 @@
       </w:rPr>
     </w:lvl>
   </w:abstractNum>
-  <w:abstractNum w:abstractNumId="2" w15:restartNumberingAfterBreak="0">
+  <w:abstractNum w:abstractNumId="4" w15:restartNumberingAfterBreak="0">
     <w:nsid w:val="1DF612DD"/>
     <w:multiLevelType w:val="multilevel"/>
     <w:tmpl w:val="F92A5A10"/>
@@ -6592,7 +8462,7 @@
     <w:lvl w:ilvl="0">
       <w:start w:val="1"/>
       <w:numFmt w:val="none"/>
-      <w:pStyle w:val="Heading1"/>
+      <w:pStyle w:val="Ttulo1"/>
       <w:suff w:val="nothing"/>
       <w:lvlText w:val=""/>
       <w:lvlJc w:val="left"/>
@@ -6606,7 +8476,7 @@
     <w:lvl w:ilvl="1">
       <w:start w:val="1"/>
       <w:numFmt w:val="decimal"/>
-      <w:pStyle w:val="Heading2"/>
+      <w:pStyle w:val="Ttulo2"/>
       <w:suff w:val="space"/>
       <w:lvlText w:val="Part %2:"/>
       <w:lvlJc w:val="left"/>
@@ -6620,7 +8490,7 @@
     <w:lvl w:ilvl="2">
       <w:start w:val="1"/>
       <w:numFmt w:val="decimal"/>
-      <w:pStyle w:val="Heading3"/>
+      <w:pStyle w:val="Ttulo3"/>
       <w:suff w:val="space"/>
       <w:lvlText w:val="Step %3:"/>
       <w:lvlJc w:val="left"/>
@@ -6712,7 +8582,7 @@
       </w:rPr>
     </w:lvl>
   </w:abstractNum>
-  <w:abstractNum w:abstractNumId="3" w15:restartNumberingAfterBreak="0">
+  <w:abstractNum w:abstractNumId="5" w15:restartNumberingAfterBreak="0">
     <w:nsid w:val="4BF23836"/>
     <w:multiLevelType w:val="multilevel"/>
     <w:tmpl w:val="3710D46E"/>
@@ -6844,17 +8714,178 @@
       </w:rPr>
     </w:lvl>
   </w:abstractNum>
+  <w:abstractNum w:abstractNumId="6" w15:restartNumberingAfterBreak="0">
+    <w:nsid w:val="604502D0"/>
+    <w:multiLevelType w:val="multilevel"/>
+    <w:tmpl w:val="4CC8103A"/>
+    <w:lvl w:ilvl="0">
+      <w:start w:val="1"/>
+      <w:numFmt w:val="bullet"/>
+      <w:lvlText w:val=""/>
+      <w:lvlJc w:val="left"/>
+      <w:pPr>
+        <w:tabs>
+          <w:tab w:val="num" w:pos="720"/>
+        </w:tabs>
+        <w:ind w:left="720" w:hanging="360"/>
+      </w:pPr>
+      <w:rPr>
+        <w:rFonts w:ascii="Symbol" w:hAnsi="Symbol" w:hint="default"/>
+        <w:sz w:val="20"/>
+      </w:rPr>
+    </w:lvl>
+    <w:lvl w:ilvl="1" w:tentative="1">
+      <w:start w:val="1"/>
+      <w:numFmt w:val="bullet"/>
+      <w:lvlText w:val="o"/>
+      <w:lvlJc w:val="left"/>
+      <w:pPr>
+        <w:tabs>
+          <w:tab w:val="num" w:pos="1440"/>
+        </w:tabs>
+        <w:ind w:left="1440" w:hanging="360"/>
+      </w:pPr>
+      <w:rPr>
+        <w:rFonts w:ascii="Courier New" w:hAnsi="Courier New" w:hint="default"/>
+        <w:sz w:val="20"/>
+      </w:rPr>
+    </w:lvl>
+    <w:lvl w:ilvl="2" w:tentative="1">
+      <w:start w:val="1"/>
+      <w:numFmt w:val="bullet"/>
+      <w:lvlText w:val=""/>
+      <w:lvlJc w:val="left"/>
+      <w:pPr>
+        <w:tabs>
+          <w:tab w:val="num" w:pos="2160"/>
+        </w:tabs>
+        <w:ind w:left="2160" w:hanging="360"/>
+      </w:pPr>
+      <w:rPr>
+        <w:rFonts w:ascii="Wingdings" w:hAnsi="Wingdings" w:hint="default"/>
+        <w:sz w:val="20"/>
+      </w:rPr>
+    </w:lvl>
+    <w:lvl w:ilvl="3" w:tentative="1">
+      <w:start w:val="1"/>
+      <w:numFmt w:val="bullet"/>
+      <w:lvlText w:val=""/>
+      <w:lvlJc w:val="left"/>
+      <w:pPr>
+        <w:tabs>
+          <w:tab w:val="num" w:pos="2880"/>
+        </w:tabs>
+        <w:ind w:left="2880" w:hanging="360"/>
+      </w:pPr>
+      <w:rPr>
+        <w:rFonts w:ascii="Wingdings" w:hAnsi="Wingdings" w:hint="default"/>
+        <w:sz w:val="20"/>
+      </w:rPr>
+    </w:lvl>
+    <w:lvl w:ilvl="4" w:tentative="1">
+      <w:start w:val="1"/>
+      <w:numFmt w:val="bullet"/>
+      <w:lvlText w:val=""/>
+      <w:lvlJc w:val="left"/>
+      <w:pPr>
+        <w:tabs>
+          <w:tab w:val="num" w:pos="3600"/>
+        </w:tabs>
+        <w:ind w:left="3600" w:hanging="360"/>
+      </w:pPr>
+      <w:rPr>
+        <w:rFonts w:ascii="Wingdings" w:hAnsi="Wingdings" w:hint="default"/>
+        <w:sz w:val="20"/>
+      </w:rPr>
+    </w:lvl>
+    <w:lvl w:ilvl="5" w:tentative="1">
+      <w:start w:val="1"/>
+      <w:numFmt w:val="bullet"/>
+      <w:lvlText w:val=""/>
+      <w:lvlJc w:val="left"/>
+      <w:pPr>
+        <w:tabs>
+          <w:tab w:val="num" w:pos="4320"/>
+        </w:tabs>
+        <w:ind w:left="4320" w:hanging="360"/>
+      </w:pPr>
+      <w:rPr>
+        <w:rFonts w:ascii="Wingdings" w:hAnsi="Wingdings" w:hint="default"/>
+        <w:sz w:val="20"/>
+      </w:rPr>
+    </w:lvl>
+    <w:lvl w:ilvl="6" w:tentative="1">
+      <w:start w:val="1"/>
+      <w:numFmt w:val="bullet"/>
+      <w:lvlText w:val=""/>
+      <w:lvlJc w:val="left"/>
+      <w:pPr>
+        <w:tabs>
+          <w:tab w:val="num" w:pos="5040"/>
+        </w:tabs>
+        <w:ind w:left="5040" w:hanging="360"/>
+      </w:pPr>
+      <w:rPr>
+        <w:rFonts w:ascii="Wingdings" w:hAnsi="Wingdings" w:hint="default"/>
+        <w:sz w:val="20"/>
+      </w:rPr>
+    </w:lvl>
+    <w:lvl w:ilvl="7" w:tentative="1">
+      <w:start w:val="1"/>
+      <w:numFmt w:val="bullet"/>
+      <w:lvlText w:val=""/>
+      <w:lvlJc w:val="left"/>
+      <w:pPr>
+        <w:tabs>
+          <w:tab w:val="num" w:pos="5760"/>
+        </w:tabs>
+        <w:ind w:left="5760" w:hanging="360"/>
+      </w:pPr>
+      <w:rPr>
+        <w:rFonts w:ascii="Wingdings" w:hAnsi="Wingdings" w:hint="default"/>
+        <w:sz w:val="20"/>
+      </w:rPr>
+    </w:lvl>
+    <w:lvl w:ilvl="8" w:tentative="1">
+      <w:start w:val="1"/>
+      <w:numFmt w:val="bullet"/>
+      <w:lvlText w:val=""/>
+      <w:lvlJc w:val="left"/>
+      <w:pPr>
+        <w:tabs>
+          <w:tab w:val="num" w:pos="6480"/>
+        </w:tabs>
+        <w:ind w:left="6480" w:hanging="360"/>
+      </w:pPr>
+      <w:rPr>
+        <w:rFonts w:ascii="Wingdings" w:hAnsi="Wingdings" w:hint="default"/>
+        <w:sz w:val="20"/>
+      </w:rPr>
+    </w:lvl>
+  </w:abstractNum>
   <w:num w:numId="1" w16cid:durableId="2125608094">
+    <w:abstractNumId w:val="5"/>
+  </w:num>
+  <w:num w:numId="2" w16cid:durableId="1619753228">
+    <w:abstractNumId w:val="1"/>
+  </w:num>
+  <w:num w:numId="3" w16cid:durableId="285965624">
+    <w:abstractNumId w:val="4"/>
+  </w:num>
+  <w:num w:numId="4" w16cid:durableId="324478248">
     <w:abstractNumId w:val="3"/>
   </w:num>
-  <w:num w:numId="2" w16cid:durableId="1619753228">
+  <w:num w:numId="5" w16cid:durableId="782771712">
+    <w:abstractNumId w:val="4"/>
+  </w:num>
+  <w:num w:numId="6" w16cid:durableId="1359235180">
+    <w:abstractNumId w:val="2"/>
+  </w:num>
+  <w:num w:numId="7" w16cid:durableId="369960033">
     <w:abstractNumId w:val="0"/>
   </w:num>
-  <w:num w:numId="3" w16cid:durableId="285965624">
-    <w:abstractNumId w:val="2"/>
-  </w:num>
-  <w:num w:numId="4" w16cid:durableId="324478248">
-    <w:abstractNumId w:val="1"/>
+  <w:num w:numId="8" w16cid:durableId="2067027786">
+    <w:abstractNumId w:val="6"/>
   </w:num>
 </w:numbering>
 </file>
@@ -7270,11 +9301,11 @@
       <w14:ligatures w14:val="none"/>
     </w:rPr>
   </w:style>
-  <w:style w:type="paragraph" w:styleId="Heading1">
+  <w:style w:type="paragraph" w:styleId="Ttulo1">
     <w:name w:val="heading 1"/>
     <w:basedOn w:val="Normal"/>
     <w:next w:val="BodyTextL25"/>
-    <w:link w:val="Heading1Char"/>
+    <w:link w:val="Ttulo1Car"/>
     <w:uiPriority w:val="9"/>
     <w:unhideWhenUsed/>
     <w:qFormat/>
@@ -7296,11 +9327,11 @@
       <w:szCs w:val="26"/>
     </w:rPr>
   </w:style>
-  <w:style w:type="paragraph" w:styleId="Heading2">
+  <w:style w:type="paragraph" w:styleId="Ttulo2">
     <w:name w:val="heading 2"/>
     <w:basedOn w:val="Normal"/>
     <w:next w:val="BodyTextL25"/>
-    <w:link w:val="Heading2Char"/>
+    <w:link w:val="Ttulo2Car"/>
     <w:uiPriority w:val="9"/>
     <w:unhideWhenUsed/>
     <w:qFormat/>
@@ -7322,11 +9353,11 @@
       <w:szCs w:val="26"/>
     </w:rPr>
   </w:style>
-  <w:style w:type="paragraph" w:styleId="Heading3">
+  <w:style w:type="paragraph" w:styleId="Ttulo3">
     <w:name w:val="heading 3"/>
     <w:basedOn w:val="Normal"/>
     <w:next w:val="Normal"/>
-    <w:link w:val="Heading3Char"/>
+    <w:link w:val="Ttulo3Car"/>
     <w:unhideWhenUsed/>
     <w:qFormat/>
     <w:rsid w:val="00FF312C"/>
@@ -7346,13 +9377,13 @@
       <w:szCs w:val="26"/>
     </w:rPr>
   </w:style>
-  <w:style w:type="character" w:default="1" w:styleId="DefaultParagraphFont">
+  <w:style w:type="character" w:default="1" w:styleId="Fuentedeprrafopredeter">
     <w:name w:val="Default Paragraph Font"/>
     <w:uiPriority w:val="1"/>
     <w:semiHidden/>
     <w:unhideWhenUsed/>
   </w:style>
-  <w:style w:type="table" w:default="1" w:styleId="TableNormal">
+  <w:style w:type="table" w:default="1" w:styleId="Tablanormal">
     <w:name w:val="Normal Table"/>
     <w:uiPriority w:val="99"/>
     <w:semiHidden/>
@@ -7367,16 +9398,16 @@
       </w:tblCellMar>
     </w:tblPr>
   </w:style>
-  <w:style w:type="numbering" w:default="1" w:styleId="NoList">
+  <w:style w:type="numbering" w:default="1" w:styleId="Sinlista">
     <w:name w:val="No List"/>
     <w:uiPriority w:val="99"/>
     <w:semiHidden/>
     <w:unhideWhenUsed/>
   </w:style>
-  <w:style w:type="character" w:customStyle="1" w:styleId="Heading1Char">
-    <w:name w:val="Heading 1 Char"/>
-    <w:basedOn w:val="DefaultParagraphFont"/>
-    <w:link w:val="Heading1"/>
+  <w:style w:type="character" w:customStyle="1" w:styleId="Ttulo1Car">
+    <w:name w:val="Título 1 Car"/>
+    <w:basedOn w:val="Fuentedeprrafopredeter"/>
+    <w:link w:val="Ttulo1"/>
     <w:uiPriority w:val="9"/>
     <w:rsid w:val="00FF312C"/>
     <w:rPr>
@@ -7391,10 +9422,10 @@
       <w14:ligatures w14:val="none"/>
     </w:rPr>
   </w:style>
-  <w:style w:type="character" w:customStyle="1" w:styleId="Heading2Char">
-    <w:name w:val="Heading 2 Char"/>
-    <w:basedOn w:val="DefaultParagraphFont"/>
-    <w:link w:val="Heading2"/>
+  <w:style w:type="character" w:customStyle="1" w:styleId="Ttulo2Car">
+    <w:name w:val="Título 2 Car"/>
+    <w:basedOn w:val="Fuentedeprrafopredeter"/>
+    <w:link w:val="Ttulo2"/>
     <w:uiPriority w:val="9"/>
     <w:rsid w:val="00FF312C"/>
     <w:rPr>
@@ -7408,10 +9439,10 @@
       <w14:ligatures w14:val="none"/>
     </w:rPr>
   </w:style>
-  <w:style w:type="character" w:customStyle="1" w:styleId="Heading3Char">
-    <w:name w:val="Heading 3 Char"/>
-    <w:basedOn w:val="DefaultParagraphFont"/>
-    <w:link w:val="Heading3"/>
+  <w:style w:type="character" w:customStyle="1" w:styleId="Ttulo3Car">
+    <w:name w:val="Título 3 Car"/>
+    <w:basedOn w:val="Fuentedeprrafopredeter"/>
+    <w:link w:val="Ttulo3"/>
     <w:rsid w:val="00FF312C"/>
     <w:rPr>
       <w:rFonts w:ascii="Arial" w:eastAsia="Times New Roman" w:hAnsi="Arial" w:cs="Times New Roman"/>
@@ -7491,7 +9522,7 @@
   </w:style>
   <w:style w:type="paragraph" w:customStyle="1" w:styleId="ConfigWindow">
     <w:name w:val="Config Window"/>
-    <w:basedOn w:val="BodyText"/>
+    <w:basedOn w:val="Textoindependiente"/>
     <w:next w:val="BodyTextL25"/>
     <w:qFormat/>
     <w:rsid w:val="00FF312C"/>
@@ -7570,7 +9601,7 @@
   </w:style>
   <w:style w:type="numbering" w:customStyle="1" w:styleId="BulletList">
     <w:name w:val="Bullet_List"/>
-    <w:basedOn w:val="NoList"/>
+    <w:basedOn w:val="Sinlista"/>
     <w:uiPriority w:val="99"/>
     <w:rsid w:val="00FF312C"/>
     <w:pPr>
@@ -7581,7 +9612,7 @@
   </w:style>
   <w:style w:type="numbering" w:customStyle="1" w:styleId="LabList">
     <w:name w:val="Lab List"/>
-    <w:basedOn w:val="NoList"/>
+    <w:basedOn w:val="Sinlista"/>
     <w:uiPriority w:val="99"/>
     <w:rsid w:val="00FF312C"/>
     <w:pPr>
@@ -7621,7 +9652,7 @@
   </w:style>
   <w:style w:type="numbering" w:customStyle="1" w:styleId="SectionList">
     <w:name w:val="Section_List"/>
-    <w:basedOn w:val="NoList"/>
+    <w:basedOn w:val="Sinlista"/>
     <w:uiPriority w:val="99"/>
     <w:rsid w:val="00FF312C"/>
     <w:pPr>
@@ -7632,7 +9663,7 @@
   </w:style>
   <w:style w:type="paragraph" w:customStyle="1" w:styleId="BodyTextBold">
     <w:name w:val="Body Text Bold"/>
-    <w:basedOn w:val="BodyText"/>
+    <w:basedOn w:val="Textoindependiente"/>
     <w:next w:val="BodyTextL25"/>
     <w:link w:val="BodyTextBoldChar"/>
     <w:qFormat/>
@@ -7648,7 +9679,7 @@
   </w:style>
   <w:style w:type="character" w:customStyle="1" w:styleId="CMDChar">
     <w:name w:val="CMD Char"/>
-    <w:basedOn w:val="DefaultParagraphFont"/>
+    <w:basedOn w:val="Fuentedeprrafopredeter"/>
     <w:link w:val="CMD"/>
     <w:rsid w:val="00FF312C"/>
     <w:rPr>
@@ -7661,7 +9692,7 @@
   </w:style>
   <w:style w:type="character" w:customStyle="1" w:styleId="BodyTextBoldChar">
     <w:name w:val="Body Text Bold Char"/>
-    <w:basedOn w:val="BodyTextChar"/>
+    <w:basedOn w:val="TextoindependienteCar"/>
     <w:link w:val="BodyTextBold"/>
     <w:rsid w:val="00FF312C"/>
     <w:rPr>
@@ -7673,11 +9704,11 @@
       <w14:ligatures w14:val="none"/>
     </w:rPr>
   </w:style>
-  <w:style w:type="paragraph" w:styleId="Title">
+  <w:style w:type="paragraph" w:styleId="Ttulo">
     <w:name w:val="Title"/>
     <w:basedOn w:val="Normal"/>
     <w:next w:val="BodyTextL25"/>
-    <w:link w:val="TitleChar"/>
+    <w:link w:val="TtuloCar"/>
     <w:qFormat/>
     <w:rsid w:val="00FF312C"/>
     <w:pPr>
@@ -7692,10 +9723,10 @@
       <w:szCs w:val="56"/>
     </w:rPr>
   </w:style>
-  <w:style w:type="character" w:customStyle="1" w:styleId="TitleChar">
-    <w:name w:val="Title Char"/>
-    <w:basedOn w:val="DefaultParagraphFont"/>
-    <w:link w:val="Title"/>
+  <w:style w:type="character" w:customStyle="1" w:styleId="TtuloCar">
+    <w:name w:val="Título Car"/>
+    <w:basedOn w:val="Fuentedeprrafopredeter"/>
+    <w:link w:val="Ttulo"/>
     <w:rsid w:val="00FF312C"/>
     <w:rPr>
       <w:rFonts w:ascii="Arial" w:eastAsiaTheme="majorEastAsia" w:hAnsi="Arial" w:cstheme="majorBidi"/>
@@ -7709,7 +9740,7 @@
   </w:style>
   <w:style w:type="character" w:customStyle="1" w:styleId="BodyTextL25Char">
     <w:name w:val="Body Text L25 Char"/>
-    <w:basedOn w:val="DefaultParagraphFont"/>
+    <w:basedOn w:val="Fuentedeprrafopredeter"/>
     <w:link w:val="BodyTextL25"/>
     <w:rsid w:val="00FF312C"/>
     <w:rPr>
@@ -7735,7 +9766,7 @@
   </w:style>
   <w:style w:type="numbering" w:customStyle="1" w:styleId="PartStepSubStepList">
     <w:name w:val="Part_Step_SubStep_List"/>
-    <w:basedOn w:val="NoList"/>
+    <w:basedOn w:val="Sinlista"/>
     <w:uiPriority w:val="99"/>
     <w:rsid w:val="00FF312C"/>
     <w:pPr>
@@ -7744,10 +9775,10 @@
       </w:numPr>
     </w:pPr>
   </w:style>
-  <w:style w:type="paragraph" w:styleId="BodyText">
+  <w:style w:type="paragraph" w:styleId="Textoindependiente">
     <w:name w:val="Body Text"/>
     <w:basedOn w:val="Normal"/>
-    <w:link w:val="BodyTextChar"/>
+    <w:link w:val="TextoindependienteCar"/>
     <w:uiPriority w:val="99"/>
     <w:semiHidden/>
     <w:unhideWhenUsed/>
@@ -7756,10 +9787,10 @@
       <w:spacing w:after="120"/>
     </w:pPr>
   </w:style>
-  <w:style w:type="character" w:customStyle="1" w:styleId="BodyTextChar">
-    <w:name w:val="Body Text Char"/>
-    <w:basedOn w:val="DefaultParagraphFont"/>
-    <w:link w:val="BodyText"/>
+  <w:style w:type="character" w:customStyle="1" w:styleId="TextoindependienteCar">
+    <w:name w:val="Texto independiente Car"/>
+    <w:basedOn w:val="Fuentedeprrafopredeter"/>
+    <w:link w:val="Textoindependiente"/>
     <w:uiPriority w:val="99"/>
     <w:semiHidden/>
     <w:rsid w:val="00FF312C"/>
@@ -7770,9 +9801,9 @@
       <w14:ligatures w14:val="none"/>
     </w:rPr>
   </w:style>
-  <w:style w:type="character" w:styleId="PlaceholderText">
+  <w:style w:type="character" w:styleId="Textodelmarcadordeposicin">
     <w:name w:val="Placeholder Text"/>
-    <w:basedOn w:val="DefaultParagraphFont"/>
+    <w:basedOn w:val="Fuentedeprrafopredeter"/>
     <w:uiPriority w:val="99"/>
     <w:semiHidden/>
     <w:rsid w:val="00FF312C"/>
@@ -7782,7 +9813,7 @@
   </w:style>
   <w:style w:type="character" w:customStyle="1" w:styleId="ph">
     <w:name w:val="ph"/>
-    <w:basedOn w:val="DefaultParagraphFont"/>
+    <w:basedOn w:val="Fuentedeprrafopredeter"/>
     <w:rsid w:val="00C74C36"/>
   </w:style>
 </w:styles>
